--- a/word/03-Product-Workflows.docx
+++ b/word/03-Product-Workflows.docx
@@ -220,6 +220,29 @@
       </w:r>
       <w:r>
         <w:t>.</w:t>
+      </w:r>
+    </w:p>
+    <w:p>
+      <w:r>
+        <w:t xml:space="preserve">Workflows A–H below cover the </w:t>
+      </w:r>
+      <w:r>
+        <w:rPr>
+          <w:b/>
+        </w:rPr>
+        <w:t>customer &amp; system</w:t>
+      </w:r>
+      <w:r>
+        <w:t xml:space="preserve"> path. </w:t>
+      </w:r>
+      <w:r>
+        <w:rPr>
+          <w:b/>
+        </w:rPr>
+        <w:t>§12 adds the operational (back-of-house) workflow</w:t>
+      </w:r>
+      <w:r>
+        <w:t xml:space="preserve"> the production/ops team follows to fulfill each product type — intake, spec verification, sourcing, build, QA, pack, ship, and close-out.</w:t>
       </w:r>
     </w:p>
     <w:p>
@@ -3221,11 +3244,1836 @@
       </w:pPr>
     </w:p>
     <w:p>
+      <w:pPr>
+        <w:pStyle w:val="Heading2"/>
+      </w:pPr>
+      <w:r>
+        <w:t>12. Operational workflows (back-of-house) — per product type</w:t>
+      </w:r>
+    </w:p>
+    <w:p>
+      <w:r>
+        <w:t xml:space="preserve">Workflows A–H describe the </w:t>
+      </w:r>
+      <w:r>
+        <w:rPr>
+          <w:b/>
+        </w:rPr>
+        <w:t>customer &amp; system</w:t>
+      </w:r>
+      <w:r>
+        <w:t xml:space="preserve"> journey. This part describes what the </w:t>
+      </w:r>
+      <w:r>
+        <w:rPr>
+          <w:b/>
+        </w:rPr>
+        <w:t>operations / production team</w:t>
+      </w:r>
+      <w:r>
+        <w:t xml:space="preserve"> does once an order is placed, for each product type. The shared starting point is the </w:t>
+      </w:r>
+      <w:r>
+        <w:rPr>
+          <w:b/>
+        </w:rPr>
+        <w:t>production packet</w:t>
+      </w:r>
+      <w:r>
+        <w:t xml:space="preserve"> from Workflow H (configuration + BOM + the approved 4K render + customer details). </w:t>
+      </w:r>
+      <w:r>
+        <w:rPr>
+          <w:b/>
+        </w:rPr>
+        <w:t>The approved 4K render is the visual spec of record</w:t>
+      </w:r>
+      <w:r>
+        <w:t xml:space="preserve"> — QA builds and checks against it.</w:t>
+      </w:r>
+    </w:p>
+    <w:p>
+      <w:r>
+        <w:rPr>
+          <w:b/>
+        </w:rPr>
+        <w:t>Operational role codes:</w:t>
+      </w:r>
+    </w:p>
+    <w:tbl>
+      <w:tblPr>
+        <w:tblStyle w:val="LightGrid-Accent1"/>
+        <w:tblW w:type="auto" w:w="0"/>
+        <w:tblLayout w:type="autofit"/>
+        <w:tblLook w:firstColumn="1" w:firstRow="1" w:lastColumn="0" w:lastRow="0" w:noHBand="0" w:noVBand="1" w:val="04A0"/>
+      </w:tblPr>
+      <w:tblGrid>
+        <w:gridCol w:w="4824"/>
+        <w:gridCol w:w="4824"/>
+      </w:tblGrid>
+      <w:tr>
+        <w:tc>
+          <w:tcPr>
+            <w:tcW w:type="dxa" w:w="4824"/>
+          </w:tcPr>
+          <w:p>
+            <w:r>
+              <w:rPr>
+                <w:b/>
+              </w:rPr>
+              <w:t>Code</w:t>
+            </w:r>
+          </w:p>
+        </w:tc>
+        <w:tc>
+          <w:tcPr>
+            <w:tcW w:type="dxa" w:w="4824"/>
+          </w:tcPr>
+          <w:p>
+            <w:r>
+              <w:rPr>
+                <w:b/>
+              </w:rPr>
+              <w:t>Role</w:t>
+            </w:r>
+          </w:p>
+        </w:tc>
+      </w:tr>
+      <w:tr>
+        <w:tc>
+          <w:tcPr>
+            <w:tcW w:type="dxa" w:w="4824"/>
+          </w:tcPr>
+          <w:p>
+            <w:r>
+              <w:rPr>
+                <w:b/>
+              </w:rPr>
+              <w:t>CS</w:t>
+            </w:r>
+          </w:p>
+        </w:tc>
+        <w:tc>
+          <w:tcPr>
+            <w:tcW w:type="dxa" w:w="4824"/>
+          </w:tcPr>
+          <w:p>
+            <w:r>
+              <w:t>Sales / Customer Service</w:t>
+            </w:r>
+          </w:p>
+        </w:tc>
+      </w:tr>
+      <w:tr>
+        <w:tc>
+          <w:tcPr>
+            <w:tcW w:type="dxa" w:w="4824"/>
+          </w:tcPr>
+          <w:p>
+            <w:r>
+              <w:rPr>
+                <w:b/>
+              </w:rPr>
+              <w:t>OPS</w:t>
+            </w:r>
+          </w:p>
+        </w:tc>
+        <w:tc>
+          <w:tcPr>
+            <w:tcW w:type="dxa" w:w="4824"/>
+          </w:tcPr>
+          <w:p>
+            <w:r>
+              <w:t>Production scheduler / Ops lead</w:t>
+            </w:r>
+          </w:p>
+        </w:tc>
+      </w:tr>
+      <w:tr>
+        <w:tc>
+          <w:tcPr>
+            <w:tcW w:type="dxa" w:w="4824"/>
+          </w:tcPr>
+          <w:p>
+            <w:r>
+              <w:rPr>
+                <w:b/>
+              </w:rPr>
+              <w:t>MK</w:t>
+            </w:r>
+          </w:p>
+        </w:tc>
+        <w:tc>
+          <w:tcPr>
+            <w:tcW w:type="dxa" w:w="4824"/>
+          </w:tcPr>
+          <w:p>
+            <w:r>
+              <w:t>Maker / craftsperson (incl. finishing)</w:t>
+            </w:r>
+          </w:p>
+        </w:tc>
+      </w:tr>
+      <w:tr>
+        <w:tc>
+          <w:tcPr>
+            <w:tcW w:type="dxa" w:w="4824"/>
+          </w:tcPr>
+          <w:p>
+            <w:r>
+              <w:rPr>
+                <w:b/>
+              </w:rPr>
+              <w:t>QA</w:t>
+            </w:r>
+          </w:p>
+        </w:tc>
+        <w:tc>
+          <w:tcPr>
+            <w:tcW w:type="dxa" w:w="4824"/>
+          </w:tcPr>
+          <w:p>
+            <w:r>
+              <w:t>Quality control</w:t>
+            </w:r>
+          </w:p>
+        </w:tc>
+      </w:tr>
+      <w:tr>
+        <w:tc>
+          <w:tcPr>
+            <w:tcW w:type="dxa" w:w="4824"/>
+          </w:tcPr>
+          <w:p>
+            <w:r>
+              <w:rPr>
+                <w:b/>
+              </w:rPr>
+              <w:t>SHIP</w:t>
+            </w:r>
+          </w:p>
+        </w:tc>
+        <w:tc>
+          <w:tcPr>
+            <w:tcW w:type="dxa" w:w="4824"/>
+          </w:tcPr>
+          <w:p>
+            <w:r>
+              <w:t>Fulfillment / shipping</w:t>
+            </w:r>
+          </w:p>
+        </w:tc>
+      </w:tr>
+      <w:tr>
+        <w:tc>
+          <w:tcPr>
+            <w:tcW w:type="dxa" w:w="4824"/>
+          </w:tcPr>
+          <w:p>
+            <w:r>
+              <w:rPr>
+                <w:b/>
+              </w:rPr>
+              <w:t>SYS</w:t>
+            </w:r>
+          </w:p>
+        </w:tc>
+        <w:tc>
+          <w:tcPr>
+            <w:tcW w:type="dxa" w:w="4824"/>
+          </w:tcPr>
+          <w:p>
+            <w:r>
+              <w:t>Integration Layer / CRM (automated)</w:t>
+            </w:r>
+          </w:p>
+        </w:tc>
+      </w:tr>
+    </w:tbl>
+    <w:p/>
+    <w:p>
+      <w:pPr>
+        <w:pBdr>
+          <w:bottom w:val="single" w:sz="6" w:space="1" w:color="BBBBBB"/>
+        </w:pBdr>
+      </w:pPr>
+    </w:p>
+    <w:p>
+      <w:pPr>
+        <w:pStyle w:val="Heading3"/>
+      </w:pPr>
+      <w:r>
+        <w:t>12.1 Ready-Made — operations</w:t>
+      </w:r>
+    </w:p>
+    <w:p>
       <w:r>
         <w:rPr>
           <w:i/>
-        </w:rPr>
-        <w:t>End of Product Workflows (Draft v0.1). Please approve the flows and the open question in §10.</w:t>
+          <w:color w:val="666666"/>
+          <w:sz w:val="18"/>
+        </w:rPr>
+        <w:t>Diagram (Mermaid source — renders as a diagram on GitHub):</w:t>
+      </w:r>
+    </w:p>
+    <w:p>
+      <w:pPr>
+        <w:shd w:val="clear" w:color="auto" w:fill="F4F4F2"/>
+        <w:ind w:left="216" w:right="216"/>
+      </w:pPr>
+      <w:r>
+        <w:rPr>
+          <w:rFonts w:ascii="Consolas" w:hAnsi="Consolas"/>
+          <w:sz w:val="18"/>
+        </w:rPr>
+        <w:t>flowchart LR</w:t>
+      </w:r>
+      <w:r>
+        <w:br/>
+      </w:r>
+      <w:r>
+        <w:rPr>
+          <w:rFonts w:ascii="Consolas" w:hAnsi="Consolas"/>
+          <w:sz w:val="18"/>
+        </w:rPr>
+        <w:t xml:space="preserve">    O[Order paid] --&gt; S{In stock?}</w:t>
+      </w:r>
+      <w:r>
+        <w:br/>
+      </w:r>
+      <w:r>
+        <w:rPr>
+          <w:rFonts w:ascii="Consolas" w:hAnsi="Consolas"/>
+          <w:sz w:val="18"/>
+        </w:rPr>
+        <w:t xml:space="preserve">    S --&gt;|Yes| P[Pick from inventory]</w:t>
+      </w:r>
+      <w:r>
+        <w:br/>
+      </w:r>
+      <w:r>
+        <w:rPr>
+          <w:rFonts w:ascii="Consolas" w:hAnsi="Consolas"/>
+          <w:sz w:val="18"/>
+        </w:rPr>
+        <w:t xml:space="preserve">    S --&gt;|No| B[Build to standard spec / backorder comms]</w:t>
+      </w:r>
+      <w:r>
+        <w:br/>
+      </w:r>
+      <w:r>
+        <w:rPr>
+          <w:rFonts w:ascii="Consolas" w:hAnsi="Consolas"/>
+          <w:sz w:val="18"/>
+        </w:rPr>
+        <w:t xml:space="preserve">    P --&gt; Q[QA spot-check]</w:t>
+      </w:r>
+      <w:r>
+        <w:br/>
+      </w:r>
+      <w:r>
+        <w:rPr>
+          <w:rFonts w:ascii="Consolas" w:hAnsi="Consolas"/>
+          <w:sz w:val="18"/>
+        </w:rPr>
+        <w:t xml:space="preserve">    B --&gt; Q</w:t>
+      </w:r>
+      <w:r>
+        <w:br/>
+      </w:r>
+      <w:r>
+        <w:rPr>
+          <w:rFonts w:ascii="Consolas" w:hAnsi="Consolas"/>
+          <w:sz w:val="18"/>
+        </w:rPr>
+        <w:t xml:space="preserve">    Q --&gt; PK[Pack]</w:t>
+      </w:r>
+      <w:r>
+        <w:br/>
+      </w:r>
+      <w:r>
+        <w:rPr>
+          <w:rFonts w:ascii="Consolas" w:hAnsi="Consolas"/>
+          <w:sz w:val="18"/>
+        </w:rPr>
+        <w:t xml:space="preserve">    PK --&gt; SH[Ship + tracking]</w:t>
+      </w:r>
+      <w:r>
+        <w:br/>
+      </w:r>
+      <w:r>
+        <w:rPr>
+          <w:rFonts w:ascii="Consolas" w:hAnsi="Consolas"/>
+          <w:sz w:val="18"/>
+        </w:rPr>
+        <w:t xml:space="preserve">    SH --&gt; CL[Close order · restock if reorder point hit]</w:t>
+      </w:r>
+    </w:p>
+    <w:p>
+      <w:pPr>
+        <w:pStyle w:val="ListBullet"/>
+      </w:pPr>
+      <w:r>
+        <w:rPr>
+          <w:b/>
+        </w:rPr>
+        <w:t>Owner:</w:t>
+      </w:r>
+      <w:r>
+        <w:t xml:space="preserve"> SHIP (stocked) or MK→SHIP (made-to-order); OPS accountable.</w:t>
+      </w:r>
+    </w:p>
+    <w:p>
+      <w:pPr>
+        <w:pStyle w:val="ListBullet"/>
+      </w:pPr>
+      <w:r>
+        <w:rPr>
+          <w:b/>
+        </w:rPr>
+        <w:t>Lead time / SLA:</w:t>
+      </w:r>
+      <w:r>
+        <w:t xml:space="preserve"> in-stock ship in 1–2 business days; made-to-order standard 1–2 weeks.</w:t>
+      </w:r>
+    </w:p>
+    <w:p>
+      <w:pPr>
+        <w:pStyle w:val="ListBullet"/>
+      </w:pPr>
+      <w:r>
+        <w:rPr>
+          <w:b/>
+        </w:rPr>
+        <w:t>Exceptions:</w:t>
+      </w:r>
+      <w:r>
+        <w:t xml:space="preserve"> out of stock → backorder comms + ETA (CS); failed spot-check → pull + replace.</w:t>
+      </w:r>
+    </w:p>
+    <w:p>
+      <w:pPr>
+        <w:pStyle w:val="Heading3"/>
+      </w:pPr>
+      <w:r>
+        <w:t>12.2 Private / Unlisted (locked) — operations</w:t>
+      </w:r>
+    </w:p>
+    <w:p>
+      <w:r>
+        <w:rPr>
+          <w:i/>
+          <w:color w:val="666666"/>
+          <w:sz w:val="18"/>
+        </w:rPr>
+        <w:t>Diagram (Mermaid source — renders as a diagram on GitHub):</w:t>
+      </w:r>
+    </w:p>
+    <w:p>
+      <w:pPr>
+        <w:shd w:val="clear" w:color="auto" w:fill="F4F4F2"/>
+        <w:ind w:left="216" w:right="216"/>
+      </w:pPr>
+      <w:r>
+        <w:rPr>
+          <w:rFonts w:ascii="Consolas" w:hAnsi="Consolas"/>
+          <w:sz w:val="18"/>
+        </w:rPr>
+        <w:t>flowchart LR</w:t>
+      </w:r>
+      <w:r>
+        <w:br/>
+      </w:r>
+      <w:r>
+        <w:rPr>
+          <w:rFonts w:ascii="Consolas" w:hAnsi="Consolas"/>
+          <w:sz w:val="18"/>
+        </w:rPr>
+        <w:t xml:space="preserve">    O[Order paid · locked spec] --&gt; V[Verify spec vs CRM quote]</w:t>
+      </w:r>
+      <w:r>
+        <w:br/>
+      </w:r>
+      <w:r>
+        <w:rPr>
+          <w:rFonts w:ascii="Consolas" w:hAnsi="Consolas"/>
+          <w:sz w:val="18"/>
+        </w:rPr>
+        <w:t xml:space="preserve">    V --&gt; SRC[Source materials per BOM]</w:t>
+      </w:r>
+      <w:r>
+        <w:br/>
+      </w:r>
+      <w:r>
+        <w:rPr>
+          <w:rFonts w:ascii="Consolas" w:hAnsi="Consolas"/>
+          <w:sz w:val="18"/>
+        </w:rPr>
+        <w:t xml:space="preserve">    SRC --&gt; MK[Build to locked spec]</w:t>
+      </w:r>
+      <w:r>
+        <w:br/>
+      </w:r>
+      <w:r>
+        <w:rPr>
+          <w:rFonts w:ascii="Consolas" w:hAnsi="Consolas"/>
+          <w:sz w:val="18"/>
+        </w:rPr>
+        <w:t xml:space="preserve">    MK --&gt; QA[QA vs approved 4K render]</w:t>
+      </w:r>
+      <w:r>
+        <w:br/>
+      </w:r>
+      <w:r>
+        <w:rPr>
+          <w:rFonts w:ascii="Consolas" w:hAnsi="Consolas"/>
+          <w:sz w:val="18"/>
+        </w:rPr>
+        <w:t xml:space="preserve">    QA --&gt;|pass| PK[Pack with approval proof]</w:t>
+      </w:r>
+      <w:r>
+        <w:br/>
+      </w:r>
+      <w:r>
+        <w:rPr>
+          <w:rFonts w:ascii="Consolas" w:hAnsi="Consolas"/>
+          <w:sz w:val="18"/>
+        </w:rPr>
+        <w:t xml:space="preserve">    QA --&gt;|fail| RW[Rework]</w:t>
+      </w:r>
+      <w:r>
+        <w:br/>
+      </w:r>
+      <w:r>
+        <w:rPr>
+          <w:rFonts w:ascii="Consolas" w:hAnsi="Consolas"/>
+          <w:sz w:val="18"/>
+        </w:rPr>
+        <w:t xml:space="preserve">    RW --&gt; QA</w:t>
+      </w:r>
+      <w:r>
+        <w:br/>
+      </w:r>
+      <w:r>
+        <w:rPr>
+          <w:rFonts w:ascii="Consolas" w:hAnsi="Consolas"/>
+          <w:sz w:val="18"/>
+        </w:rPr>
+        <w:t xml:space="preserve">    PK --&gt; SH[Ship]</w:t>
+      </w:r>
+      <w:r>
+        <w:br/>
+      </w:r>
+      <w:r>
+        <w:rPr>
+          <w:rFonts w:ascii="Consolas" w:hAnsi="Consolas"/>
+          <w:sz w:val="18"/>
+        </w:rPr>
+        <w:t xml:space="preserve">    SH --&gt; CL[CRM close-out · quote won]</w:t>
+      </w:r>
+    </w:p>
+    <w:p>
+      <w:pPr>
+        <w:pStyle w:val="ListBullet"/>
+      </w:pPr>
+      <w:r>
+        <w:rPr>
+          <w:b/>
+        </w:rPr>
+        <w:t>Owner:</w:t>
+      </w:r>
+      <w:r>
+        <w:t xml:space="preserve"> OPS (verify) → MK (build) → QA → SHIP; CS consulted on any ambiguity.</w:t>
+      </w:r>
+    </w:p>
+    <w:p>
+      <w:pPr>
+        <w:pStyle w:val="ListBullet"/>
+      </w:pPr>
+      <w:r>
+        <w:rPr>
+          <w:b/>
+        </w:rPr>
+        <w:t>Lead time / SLA:</w:t>
+      </w:r>
+      <w:r>
+        <w:t xml:space="preserve"> per quote (set in CRM); confirm at intake.</w:t>
+      </w:r>
+    </w:p>
+    <w:p>
+      <w:pPr>
+        <w:pStyle w:val="ListBullet"/>
+      </w:pPr>
+      <w:r>
+        <w:rPr>
+          <w:b/>
+        </w:rPr>
+        <w:t>Exceptions:</w:t>
+      </w:r>
+      <w:r>
+        <w:t xml:space="preserve"> spec ambiguity → </w:t>
+      </w:r>
+      <w:r>
+        <w:rPr>
+          <w:b/>
+        </w:rPr>
+        <w:t>CS confirms with customer before build</w:t>
+      </w:r>
+      <w:r>
+        <w:t xml:space="preserve"> (locked spec is authoritative, never silently changed); material substitution requires CS sign-off.</w:t>
+      </w:r>
+    </w:p>
+    <w:p>
+      <w:pPr>
+        <w:pStyle w:val="Heading3"/>
+      </w:pPr>
+      <w:r>
+        <w:t>12.3 Configurable shelves (Tile / Art Back / others) — operations</w:t>
+      </w:r>
+    </w:p>
+    <w:p>
+      <w:r>
+        <w:rPr>
+          <w:i/>
+          <w:color w:val="666666"/>
+          <w:sz w:val="18"/>
+        </w:rPr>
+        <w:t>Diagram (Mermaid source — renders as a diagram on GitHub):</w:t>
+      </w:r>
+    </w:p>
+    <w:p>
+      <w:pPr>
+        <w:shd w:val="clear" w:color="auto" w:fill="F4F4F2"/>
+        <w:ind w:left="216" w:right="216"/>
+      </w:pPr>
+      <w:r>
+        <w:rPr>
+          <w:rFonts w:ascii="Consolas" w:hAnsi="Consolas"/>
+          <w:sz w:val="18"/>
+        </w:rPr>
+        <w:t>flowchart TD</w:t>
+      </w:r>
+      <w:r>
+        <w:br/>
+      </w:r>
+      <w:r>
+        <w:rPr>
+          <w:rFonts w:ascii="Consolas" w:hAnsi="Consolas"/>
+          <w:sz w:val="18"/>
+        </w:rPr>
+        <w:t xml:space="preserve">    O[Order paid · config + BOM] --&gt; J{Style}</w:t>
+      </w:r>
+      <w:r>
+        <w:br/>
+      </w:r>
+      <w:r>
+        <w:rPr>
+          <w:rFonts w:ascii="Consolas" w:hAnsi="Consolas"/>
+          <w:sz w:val="18"/>
+        </w:rPr>
+        <w:t xml:space="preserve">    J --&gt;|Tile| T[Cut blank · layout tiles per count/pattern · set · seal]</w:t>
+      </w:r>
+      <w:r>
+        <w:br/>
+      </w:r>
+      <w:r>
+        <w:rPr>
+          <w:rFonts w:ascii="Consolas" w:hAnsi="Consolas"/>
+          <w:sz w:val="18"/>
+        </w:rPr>
+        <w:t xml:space="preserve">    J --&gt;|Art Back| A[Prep back panel · mount art asset · assemble]</w:t>
+      </w:r>
+      <w:r>
+        <w:br/>
+      </w:r>
+      <w:r>
+        <w:rPr>
+          <w:rFonts w:ascii="Consolas" w:hAnsi="Consolas"/>
+          <w:sz w:val="18"/>
+        </w:rPr>
+        <w:t xml:space="preserve">    J --&gt;|Other| X[Style-specific build routine]</w:t>
+      </w:r>
+      <w:r>
+        <w:br/>
+      </w:r>
+      <w:r>
+        <w:rPr>
+          <w:rFonts w:ascii="Consolas" w:hAnsi="Consolas"/>
+          <w:sz w:val="18"/>
+        </w:rPr>
+        <w:t xml:space="preserve">    T --&gt; F[Finish]</w:t>
+      </w:r>
+      <w:r>
+        <w:br/>
+      </w:r>
+      <w:r>
+        <w:rPr>
+          <w:rFonts w:ascii="Consolas" w:hAnsi="Consolas"/>
+          <w:sz w:val="18"/>
+        </w:rPr>
+        <w:t xml:space="preserve">    A --&gt; F</w:t>
+      </w:r>
+      <w:r>
+        <w:br/>
+      </w:r>
+      <w:r>
+        <w:rPr>
+          <w:rFonts w:ascii="Consolas" w:hAnsi="Consolas"/>
+          <w:sz w:val="18"/>
+        </w:rPr>
+        <w:t xml:space="preserve">    X --&gt; F</w:t>
+      </w:r>
+      <w:r>
+        <w:br/>
+      </w:r>
+      <w:r>
+        <w:rPr>
+          <w:rFonts w:ascii="Consolas" w:hAnsi="Consolas"/>
+          <w:sz w:val="18"/>
+        </w:rPr>
+        <w:t xml:space="preserve">    F --&gt; QA[QA vs render]</w:t>
+      </w:r>
+      <w:r>
+        <w:br/>
+      </w:r>
+      <w:r>
+        <w:rPr>
+          <w:rFonts w:ascii="Consolas" w:hAnsi="Consolas"/>
+          <w:sz w:val="18"/>
+        </w:rPr>
+        <w:t xml:space="preserve">    QA --&gt; PK[Pack]</w:t>
+      </w:r>
+      <w:r>
+        <w:br/>
+      </w:r>
+      <w:r>
+        <w:rPr>
+          <w:rFonts w:ascii="Consolas" w:hAnsi="Consolas"/>
+          <w:sz w:val="18"/>
+        </w:rPr>
+        <w:t xml:space="preserve">    PK --&gt; SH[Ship]</w:t>
+      </w:r>
+      <w:r>
+        <w:br/>
+      </w:r>
+      <w:r>
+        <w:rPr>
+          <w:rFonts w:ascii="Consolas" w:hAnsi="Consolas"/>
+          <w:sz w:val="18"/>
+        </w:rPr>
+        <w:t xml:space="preserve">    SH --&gt; CL[Close]</w:t>
+      </w:r>
+    </w:p>
+    <w:p>
+      <w:pPr>
+        <w:pStyle w:val="ListBullet"/>
+      </w:pPr>
+      <w:r>
+        <w:rPr>
+          <w:b/>
+        </w:rPr>
+        <w:t>Owner:</w:t>
+      </w:r>
+      <w:r>
+        <w:t xml:space="preserve"> MK (build per style jig/template) → QA → SHIP; OPS schedules by style queue.</w:t>
+      </w:r>
+    </w:p>
+    <w:p>
+      <w:pPr>
+        <w:pStyle w:val="ListBullet"/>
+      </w:pPr>
+      <w:r>
+        <w:rPr>
+          <w:b/>
+        </w:rPr>
+        <w:t>Style notes:</w:t>
+      </w:r>
+      <w:r>
+        <w:t xml:space="preserve"> </w:t>
+      </w:r>
+      <w:r>
+        <w:rPr>
+          <w:i/>
+        </w:rPr>
+        <w:t>Tile</w:t>
+      </w:r>
+      <w:r>
+        <w:t xml:space="preserve"> uses a layout jig keyed to tile count/pattern; </w:t>
+      </w:r>
+      <w:r>
+        <w:rPr>
+          <w:i/>
+        </w:rPr>
+        <w:t>Art Back</w:t>
+      </w:r>
+      <w:r>
+        <w:t xml:space="preserve"> keys to the selected back-art asset; new styles add a build routine, </w:t>
+      </w:r>
+      <w:r>
+        <w:rPr>
+          <w:b/>
+        </w:rPr>
+        <w:t>no process rewrite</w:t>
+      </w:r>
+      <w:r>
+        <w:t>.</w:t>
+      </w:r>
+    </w:p>
+    <w:p>
+      <w:pPr>
+        <w:pStyle w:val="ListBullet"/>
+      </w:pPr>
+      <w:r>
+        <w:rPr>
+          <w:b/>
+        </w:rPr>
+        <w:t>Lead time / SLA:</w:t>
+      </w:r>
+      <w:r>
+        <w:t xml:space="preserve"> typically 1–3 weeks depending on size/finish.</w:t>
+      </w:r>
+    </w:p>
+    <w:p>
+      <w:pPr>
+        <w:pStyle w:val="ListBullet"/>
+      </w:pPr>
+      <w:r>
+        <w:rPr>
+          <w:b/>
+        </w:rPr>
+        <w:t>Exceptions:</w:t>
+      </w:r>
+      <w:r>
+        <w:t xml:space="preserve"> component shortage → substitute (within rules) or CS comms; render mismatch at QA → rework before pack.</w:t>
+      </w:r>
+    </w:p>
+    <w:p>
+      <w:pPr>
+        <w:pStyle w:val="Heading3"/>
+      </w:pPr>
+      <w:r>
+        <w:t>12.4 Hybrid (CRM-seeded, customer-edited) — operations</w:t>
+      </w:r>
+    </w:p>
+    <w:p>
+      <w:r>
+        <w:rPr>
+          <w:i/>
+          <w:color w:val="666666"/>
+          <w:sz w:val="18"/>
+        </w:rPr>
+        <w:t>Diagram (Mermaid source — renders as a diagram on GitHub):</w:t>
+      </w:r>
+    </w:p>
+    <w:p>
+      <w:pPr>
+        <w:shd w:val="clear" w:color="auto" w:fill="F4F4F2"/>
+        <w:ind w:left="216" w:right="216"/>
+      </w:pPr>
+      <w:r>
+        <w:rPr>
+          <w:rFonts w:ascii="Consolas" w:hAnsi="Consolas"/>
+          <w:sz w:val="18"/>
+        </w:rPr>
+        <w:t>flowchart LR</w:t>
+      </w:r>
+      <w:r>
+        <w:br/>
+      </w:r>
+      <w:r>
+        <w:rPr>
+          <w:rFonts w:ascii="Consolas" w:hAnsi="Consolas"/>
+          <w:sz w:val="18"/>
+        </w:rPr>
+        <w:t xml:space="preserve">    O[Order paid] --&gt; R["Reconcile FINAL config:&lt;br/&gt;locked baseline + customer edits vs CRM"]</w:t>
+      </w:r>
+      <w:r>
+        <w:br/>
+      </w:r>
+      <w:r>
+        <w:rPr>
+          <w:rFonts w:ascii="Consolas" w:hAnsi="Consolas"/>
+          <w:sz w:val="18"/>
+        </w:rPr>
+        <w:t xml:space="preserve">    R --&gt; D{Edits change BOM or lead time?}</w:t>
+      </w:r>
+      <w:r>
+        <w:br/>
+      </w:r>
+      <w:r>
+        <w:rPr>
+          <w:rFonts w:ascii="Consolas" w:hAnsi="Consolas"/>
+          <w:sz w:val="18"/>
+        </w:rPr>
+        <w:t xml:space="preserve">    D --&gt;|Yes| C[CS confirm with customer + reschedule]</w:t>
+      </w:r>
+      <w:r>
+        <w:br/>
+      </w:r>
+      <w:r>
+        <w:rPr>
+          <w:rFonts w:ascii="Consolas" w:hAnsi="Consolas"/>
+          <w:sz w:val="18"/>
+        </w:rPr>
+        <w:t xml:space="preserve">    D --&gt;|No| MK[Build FINAL config]</w:t>
+      </w:r>
+      <w:r>
+        <w:br/>
+      </w:r>
+      <w:r>
+        <w:rPr>
+          <w:rFonts w:ascii="Consolas" w:hAnsi="Consolas"/>
+          <w:sz w:val="18"/>
+        </w:rPr>
+        <w:t xml:space="preserve">    C --&gt; MK</w:t>
+      </w:r>
+      <w:r>
+        <w:br/>
+      </w:r>
+      <w:r>
+        <w:rPr>
+          <w:rFonts w:ascii="Consolas" w:hAnsi="Consolas"/>
+          <w:sz w:val="18"/>
+        </w:rPr>
+        <w:t xml:space="preserve">    MK --&gt; QA[QA vs render]</w:t>
+      </w:r>
+      <w:r>
+        <w:br/>
+      </w:r>
+      <w:r>
+        <w:rPr>
+          <w:rFonts w:ascii="Consolas" w:hAnsi="Consolas"/>
+          <w:sz w:val="18"/>
+        </w:rPr>
+        <w:t xml:space="preserve">    QA --&gt; PK[Pack]</w:t>
+      </w:r>
+      <w:r>
+        <w:br/>
+      </w:r>
+      <w:r>
+        <w:rPr>
+          <w:rFonts w:ascii="Consolas" w:hAnsi="Consolas"/>
+          <w:sz w:val="18"/>
+        </w:rPr>
+        <w:t xml:space="preserve">    PK --&gt; SH[Ship]</w:t>
+      </w:r>
+      <w:r>
+        <w:br/>
+      </w:r>
+      <w:r>
+        <w:rPr>
+          <w:rFonts w:ascii="Consolas" w:hAnsi="Consolas"/>
+          <w:sz w:val="18"/>
+        </w:rPr>
+        <w:t xml:space="preserve">    SH --&gt; CL[CRM reconcile + close]</w:t>
+      </w:r>
+    </w:p>
+    <w:p>
+      <w:pPr>
+        <w:pStyle w:val="ListBullet"/>
+      </w:pPr>
+      <w:r>
+        <w:rPr>
+          <w:b/>
+        </w:rPr>
+        <w:t>Owner:</w:t>
+      </w:r>
+      <w:r>
+        <w:t xml:space="preserve"> OPS (reconcile) → MK → QA → SHIP; SYS reconciles final config back to the CRM quote.</w:t>
+      </w:r>
+    </w:p>
+    <w:p>
+      <w:pPr>
+        <w:pStyle w:val="ListBullet"/>
+      </w:pPr>
+      <w:r>
+        <w:rPr>
+          <w:b/>
+        </w:rPr>
+        <w:t>Critical rule:</w:t>
+      </w:r>
+      <w:r>
+        <w:t xml:space="preserve"> ops builds the </w:t>
+      </w:r>
+      <w:r>
+        <w:rPr>
+          <w:b/>
+        </w:rPr>
+        <w:t>final purchased configuration</w:t>
+      </w:r>
+      <w:r>
+        <w:t xml:space="preserve"> (locked baseline </w:t>
+      </w:r>
+      <w:r>
+        <w:rPr>
+          <w:b/>
+        </w:rPr>
+        <w:t>plus</w:t>
+      </w:r>
+      <w:r>
+        <w:t xml:space="preserve"> customer edits) — </w:t>
+      </w:r>
+      <w:r>
+        <w:rPr>
+          <w:i/>
+        </w:rPr>
+        <w:t>not</w:t>
+      </w:r>
+      <w:r>
+        <w:t xml:space="preserve"> the original quote. Always confirm which BOM is authoritative at intake.</w:t>
+      </w:r>
+    </w:p>
+    <w:p>
+      <w:pPr>
+        <w:pStyle w:val="ListBullet"/>
+      </w:pPr>
+      <w:r>
+        <w:rPr>
+          <w:b/>
+        </w:rPr>
+        <w:t>Lead time / SLA:</w:t>
+      </w:r>
+      <w:r>
+        <w:t xml:space="preserve"> as configurable; recompute if edits change the BOM.</w:t>
+      </w:r>
+    </w:p>
+    <w:p>
+      <w:pPr>
+        <w:pStyle w:val="ListBullet"/>
+      </w:pPr>
+      <w:r>
+        <w:rPr>
+          <w:b/>
+        </w:rPr>
+        <w:t>Exceptions:</w:t>
+      </w:r>
+      <w:r>
+        <w:t xml:space="preserve"> customer edits push past capacity/lead time → CS reschedule + confirm.</w:t>
+      </w:r>
+    </w:p>
+    <w:p>
+      <w:pPr>
+        <w:pStyle w:val="Heading3"/>
+      </w:pPr>
+      <w:r>
+        <w:t>12.5 Custom build-out (Atelier3d) — operations</w:t>
+      </w:r>
+    </w:p>
+    <w:p>
+      <w:r>
+        <w:rPr>
+          <w:i/>
+          <w:color w:val="666666"/>
+          <w:sz w:val="18"/>
+        </w:rPr>
+        <w:t>Diagram (Mermaid source — renders as a diagram on GitHub):</w:t>
+      </w:r>
+    </w:p>
+    <w:p>
+      <w:pPr>
+        <w:shd w:val="clear" w:color="auto" w:fill="F4F4F2"/>
+        <w:ind w:left="216" w:right="216"/>
+      </w:pPr>
+      <w:r>
+        <w:rPr>
+          <w:rFonts w:ascii="Consolas" w:hAnsi="Consolas"/>
+          <w:sz w:val="18"/>
+        </w:rPr>
+        <w:t>flowchart TD</w:t>
+      </w:r>
+      <w:r>
+        <w:br/>
+      </w:r>
+      <w:r>
+        <w:rPr>
+          <w:rFonts w:ascii="Consolas" w:hAnsi="Consolas"/>
+          <w:sz w:val="18"/>
+        </w:rPr>
+        <w:t xml:space="preserve">    O[Order or deposit · config + BOM + 4K] --&gt; FR[Feasibility confirm + shop drawing / cut list]</w:t>
+      </w:r>
+      <w:r>
+        <w:br/>
+      </w:r>
+      <w:r>
+        <w:rPr>
+          <w:rFonts w:ascii="Consolas" w:hAnsi="Consolas"/>
+          <w:sz w:val="18"/>
+        </w:rPr>
+        <w:t xml:space="preserve">    FR --&gt; SRC[Source materials incl. specialty]</w:t>
+      </w:r>
+      <w:r>
+        <w:br/>
+      </w:r>
+      <w:r>
+        <w:rPr>
+          <w:rFonts w:ascii="Consolas" w:hAnsi="Consolas"/>
+          <w:sz w:val="18"/>
+        </w:rPr>
+        <w:t xml:space="preserve">    SRC --&gt; MK[Build with in-process QA checkpoints]</w:t>
+      </w:r>
+      <w:r>
+        <w:br/>
+      </w:r>
+      <w:r>
+        <w:rPr>
+          <w:rFonts w:ascii="Consolas" w:hAnsi="Consolas"/>
+          <w:sz w:val="18"/>
+        </w:rPr>
+        <w:t xml:space="preserve">    MK --&gt; AP{Customer approval milestone?}</w:t>
+      </w:r>
+      <w:r>
+        <w:br/>
+      </w:r>
+      <w:r>
+        <w:rPr>
+          <w:rFonts w:ascii="Consolas" w:hAnsi="Consolas"/>
+          <w:sz w:val="18"/>
+        </w:rPr>
+        <w:t xml:space="preserve">    AP --&gt;|needed| CSF[CS shares progress photos to approve]</w:t>
+      </w:r>
+      <w:r>
+        <w:br/>
+      </w:r>
+      <w:r>
+        <w:rPr>
+          <w:rFonts w:ascii="Consolas" w:hAnsi="Consolas"/>
+          <w:sz w:val="18"/>
+        </w:rPr>
+        <w:t xml:space="preserve">    AP --&gt;|no| FIN[Finish]</w:t>
+      </w:r>
+      <w:r>
+        <w:br/>
+      </w:r>
+      <w:r>
+        <w:rPr>
+          <w:rFonts w:ascii="Consolas" w:hAnsi="Consolas"/>
+          <w:sz w:val="18"/>
+        </w:rPr>
+        <w:t xml:space="preserve">    CSF --&gt; FIN</w:t>
+      </w:r>
+      <w:r>
+        <w:br/>
+      </w:r>
+      <w:r>
+        <w:rPr>
+          <w:rFonts w:ascii="Consolas" w:hAnsi="Consolas"/>
+          <w:sz w:val="18"/>
+        </w:rPr>
+        <w:t xml:space="preserve">    FIN --&gt; QA[Final QA vs 4K render]</w:t>
+      </w:r>
+      <w:r>
+        <w:br/>
+      </w:r>
+      <w:r>
+        <w:rPr>
+          <w:rFonts w:ascii="Consolas" w:hAnsi="Consolas"/>
+          <w:sz w:val="18"/>
+        </w:rPr>
+        <w:t xml:space="preserve">    QA --&gt;|pass| PK[White-glove pack]</w:t>
+      </w:r>
+      <w:r>
+        <w:br/>
+      </w:r>
+      <w:r>
+        <w:rPr>
+          <w:rFonts w:ascii="Consolas" w:hAnsi="Consolas"/>
+          <w:sz w:val="18"/>
+        </w:rPr>
+        <w:t xml:space="preserve">    QA --&gt;|fail| RW[Rework]</w:t>
+      </w:r>
+      <w:r>
+        <w:br/>
+      </w:r>
+      <w:r>
+        <w:rPr>
+          <w:rFonts w:ascii="Consolas" w:hAnsi="Consolas"/>
+          <w:sz w:val="18"/>
+        </w:rPr>
+        <w:t xml:space="preserve">    RW --&gt; QA</w:t>
+      </w:r>
+      <w:r>
+        <w:br/>
+      </w:r>
+      <w:r>
+        <w:rPr>
+          <w:rFonts w:ascii="Consolas" w:hAnsi="Consolas"/>
+          <w:sz w:val="18"/>
+        </w:rPr>
+        <w:t xml:space="preserve">    PK --&gt; SH[Ship / delivery]</w:t>
+      </w:r>
+      <w:r>
+        <w:br/>
+      </w:r>
+      <w:r>
+        <w:rPr>
+          <w:rFonts w:ascii="Consolas" w:hAnsi="Consolas"/>
+          <w:sz w:val="18"/>
+        </w:rPr>
+        <w:t xml:space="preserve">    SH --&gt; CL[CRM close + post-sale]</w:t>
+      </w:r>
+    </w:p>
+    <w:p>
+      <w:pPr>
+        <w:pStyle w:val="ListBullet"/>
+      </w:pPr>
+      <w:r>
+        <w:rPr>
+          <w:b/>
+        </w:rPr>
+        <w:t>Owner:</w:t>
+      </w:r>
+      <w:r>
+        <w:t xml:space="preserve"> OPS + MK (highest-touch); CS owns customer approval milestones; QA accountable for final sign-off vs render.</w:t>
+      </w:r>
+    </w:p>
+    <w:p>
+      <w:pPr>
+        <w:pStyle w:val="ListBullet"/>
+      </w:pPr>
+      <w:r>
+        <w:rPr>
+          <w:b/>
+        </w:rPr>
+        <w:t>Lead time / SLA:</w:t>
+      </w:r>
+      <w:r>
+        <w:t xml:space="preserve"> longest; quoted per piece (often via CRM deposit path before build).</w:t>
+      </w:r>
+    </w:p>
+    <w:p>
+      <w:pPr>
+        <w:pStyle w:val="ListBullet"/>
+      </w:pPr>
+      <w:r>
+        <w:rPr>
+          <w:b/>
+        </w:rPr>
+        <w:t>Exceptions:</w:t>
+      </w:r>
+      <w:r>
+        <w:t xml:space="preserve"> post-order feasibility fail (rare) → CS + redesign or refund; specialty material delay → ETA comms; milestone rejection → revise before continuing.</w:t>
+      </w:r>
+    </w:p>
+    <w:p>
+      <w:pPr>
+        <w:pStyle w:val="Heading3"/>
+      </w:pPr>
+      <w:r>
+        <w:t>12.6 Cross-cutting operational flows</w:t>
+      </w:r>
+    </w:p>
+    <w:tbl>
+      <w:tblPr>
+        <w:tblStyle w:val="LightGrid-Accent1"/>
+        <w:tblW w:type="auto" w:w="0"/>
+        <w:tblLayout w:type="autofit"/>
+        <w:tblLook w:firstColumn="1" w:firstRow="1" w:lastColumn="0" w:lastRow="0" w:noHBand="0" w:noVBand="1" w:val="04A0"/>
+      </w:tblPr>
+      <w:tblGrid>
+        <w:gridCol w:w="4824"/>
+        <w:gridCol w:w="4824"/>
+      </w:tblGrid>
+      <w:tr>
+        <w:tc>
+          <w:tcPr>
+            <w:tcW w:type="dxa" w:w="4824"/>
+          </w:tcPr>
+          <w:p>
+            <w:r>
+              <w:rPr>
+                <w:b/>
+              </w:rPr>
+              <w:t>Flow</w:t>
+            </w:r>
+          </w:p>
+        </w:tc>
+        <w:tc>
+          <w:tcPr>
+            <w:tcW w:type="dxa" w:w="4824"/>
+          </w:tcPr>
+          <w:p>
+            <w:r>
+              <w:rPr>
+                <w:b/>
+              </w:rPr>
+              <w:t>What it does</w:t>
+            </w:r>
+          </w:p>
+        </w:tc>
+      </w:tr>
+      <w:tr>
+        <w:tc>
+          <w:tcPr>
+            <w:tcW w:type="dxa" w:w="4824"/>
+          </w:tcPr>
+          <w:p>
+            <w:r>
+              <w:rPr>
+                <w:b/>
+              </w:rPr>
+              <w:t>Materials &amp; inventory</w:t>
+            </w:r>
+          </w:p>
+        </w:tc>
+        <w:tc>
+          <w:tcPr>
+            <w:tcW w:type="dxa" w:w="4824"/>
+          </w:tcPr>
+          <w:p>
+            <w:r>
+              <w:t>BOM → stock check → reorder; maintain safety stock for common woods/tiles/finishes; flag long-lead specialty items at intake.</w:t>
+            </w:r>
+          </w:p>
+        </w:tc>
+      </w:tr>
+      <w:tr>
+        <w:tc>
+          <w:tcPr>
+            <w:tcW w:type="dxa" w:w="4824"/>
+          </w:tcPr>
+          <w:p>
+            <w:r>
+              <w:rPr>
+                <w:b/>
+              </w:rPr>
+              <w:t>QA — render vs build</w:t>
+            </w:r>
+          </w:p>
+        </w:tc>
+        <w:tc>
+          <w:tcPr>
+            <w:tcW w:type="dxa" w:w="4824"/>
+          </w:tcPr>
+          <w:p>
+            <w:r>
+              <w:t xml:space="preserve">The approved </w:t>
+            </w:r>
+            <w:r>
+              <w:rPr>
+                <w:b/>
+              </w:rPr>
+              <w:t>4K render is the spec of record</w:t>
+            </w:r>
+            <w:r>
+              <w:t>; QA verifies the built piece matches it (dimensions, wood, finish, layout) before pack.</w:t>
+            </w:r>
+          </w:p>
+        </w:tc>
+      </w:tr>
+      <w:tr>
+        <w:tc>
+          <w:tcPr>
+            <w:tcW w:type="dxa" w:w="4824"/>
+          </w:tcPr>
+          <w:p>
+            <w:r>
+              <w:rPr>
+                <w:b/>
+              </w:rPr>
+              <w:t>Returns / rework / warranty</w:t>
+            </w:r>
+          </w:p>
+        </w:tc>
+        <w:tc>
+          <w:tcPr>
+            <w:tcW w:type="dxa" w:w="4824"/>
+          </w:tcPr>
+          <w:p>
+            <w:r>
+              <w:t>Made-to-order &amp; custom are limited/no-return by policy (set in CS comms); defects → rework or remake; warranty claims logged to CRM.</w:t>
+            </w:r>
+          </w:p>
+        </w:tc>
+      </w:tr>
+      <w:tr>
+        <w:tc>
+          <w:tcPr>
+            <w:tcW w:type="dxa" w:w="4824"/>
+          </w:tcPr>
+          <w:p>
+            <w:r>
+              <w:rPr>
+                <w:b/>
+              </w:rPr>
+              <w:t>Capacity &amp; scheduling</w:t>
+            </w:r>
+          </w:p>
+        </w:tc>
+        <w:tc>
+          <w:tcPr>
+            <w:tcW w:type="dxa" w:w="4824"/>
+          </w:tcPr>
+          <w:p>
+            <w:r>
+              <w:t>OPS queues by product type; WIP limits per maker; lead-time SLAs published to CS so quotes/PDP show realistic ship dates.</w:t>
+            </w:r>
+          </w:p>
+        </w:tc>
+      </w:tr>
+    </w:tbl>
+    <w:p/>
+    <w:p>
+      <w:pPr>
+        <w:pStyle w:val="Heading3"/>
+      </w:pPr>
+      <w:r>
+        <w:t>12.7 Operational RACI (by stage)</w:t>
+      </w:r>
+    </w:p>
+    <w:tbl>
+      <w:tblPr>
+        <w:tblStyle w:val="LightGrid-Accent1"/>
+        <w:tblW w:type="auto" w:w="0"/>
+        <w:tblLayout w:type="autofit"/>
+        <w:tblLook w:firstColumn="1" w:firstRow="1" w:lastColumn="0" w:lastRow="0" w:noHBand="0" w:noVBand="1" w:val="04A0"/>
+      </w:tblPr>
+      <w:tblGrid>
+        <w:gridCol w:w="2412"/>
+        <w:gridCol w:w="2412"/>
+        <w:gridCol w:w="2412"/>
+        <w:gridCol w:w="2412"/>
+      </w:tblGrid>
+      <w:tr>
+        <w:tc>
+          <w:tcPr>
+            <w:tcW w:type="dxa" w:w="2412"/>
+          </w:tcPr>
+          <w:p>
+            <w:r>
+              <w:rPr>
+                <w:b/>
+              </w:rPr>
+              <w:t>Operational stage</w:t>
+            </w:r>
+          </w:p>
+        </w:tc>
+        <w:tc>
+          <w:tcPr>
+            <w:tcW w:type="dxa" w:w="2412"/>
+          </w:tcPr>
+          <w:p>
+            <w:r>
+              <w:rPr>
+                <w:b/>
+              </w:rPr>
+              <w:t>R (does it)</w:t>
+            </w:r>
+          </w:p>
+        </w:tc>
+        <w:tc>
+          <w:tcPr>
+            <w:tcW w:type="dxa" w:w="2412"/>
+          </w:tcPr>
+          <w:p>
+            <w:r>
+              <w:rPr>
+                <w:b/>
+              </w:rPr>
+              <w:t>A (owns outcome)</w:t>
+            </w:r>
+          </w:p>
+        </w:tc>
+        <w:tc>
+          <w:tcPr>
+            <w:tcW w:type="dxa" w:w="2412"/>
+          </w:tcPr>
+          <w:p>
+            <w:r>
+              <w:rPr>
+                <w:b/>
+              </w:rPr>
+              <w:t>C / I</w:t>
+            </w:r>
+          </w:p>
+        </w:tc>
+      </w:tr>
+      <w:tr>
+        <w:tc>
+          <w:tcPr>
+            <w:tcW w:type="dxa" w:w="2412"/>
+          </w:tcPr>
+          <w:p>
+            <w:r>
+              <w:t>Intake / packet receipt</w:t>
+            </w:r>
+          </w:p>
+        </w:tc>
+        <w:tc>
+          <w:tcPr>
+            <w:tcW w:type="dxa" w:w="2412"/>
+          </w:tcPr>
+          <w:p>
+            <w:r>
+              <w:t>SYS → OPS</w:t>
+            </w:r>
+          </w:p>
+        </w:tc>
+        <w:tc>
+          <w:tcPr>
+            <w:tcW w:type="dxa" w:w="2412"/>
+          </w:tcPr>
+          <w:p>
+            <w:r>
+              <w:t>OPS</w:t>
+            </w:r>
+          </w:p>
+        </w:tc>
+        <w:tc>
+          <w:tcPr>
+            <w:tcW w:type="dxa" w:w="2412"/>
+          </w:tcPr>
+          <w:p>
+            <w:r>
+              <w:t>CS</w:t>
+            </w:r>
+          </w:p>
+        </w:tc>
+      </w:tr>
+      <w:tr>
+        <w:tc>
+          <w:tcPr>
+            <w:tcW w:type="dxa" w:w="2412"/>
+          </w:tcPr>
+          <w:p>
+            <w:r>
+              <w:t>Spec verify &amp; feasibility</w:t>
+            </w:r>
+          </w:p>
+        </w:tc>
+        <w:tc>
+          <w:tcPr>
+            <w:tcW w:type="dxa" w:w="2412"/>
+          </w:tcPr>
+          <w:p>
+            <w:r>
+              <w:t>OPS</w:t>
+            </w:r>
+          </w:p>
+        </w:tc>
+        <w:tc>
+          <w:tcPr>
+            <w:tcW w:type="dxa" w:w="2412"/>
+          </w:tcPr>
+          <w:p>
+            <w:r>
+              <w:t>OPS</w:t>
+            </w:r>
+          </w:p>
+        </w:tc>
+        <w:tc>
+          <w:tcPr>
+            <w:tcW w:type="dxa" w:w="2412"/>
+          </w:tcPr>
+          <w:p>
+            <w:r>
+              <w:t>CS, MK (custom)</w:t>
+            </w:r>
+          </w:p>
+        </w:tc>
+      </w:tr>
+      <w:tr>
+        <w:tc>
+          <w:tcPr>
+            <w:tcW w:type="dxa" w:w="2412"/>
+          </w:tcPr>
+          <w:p>
+            <w:r>
+              <w:t>Source materials (BOM)</w:t>
+            </w:r>
+          </w:p>
+        </w:tc>
+        <w:tc>
+          <w:tcPr>
+            <w:tcW w:type="dxa" w:w="2412"/>
+          </w:tcPr>
+          <w:p>
+            <w:r>
+              <w:t>OPS</w:t>
+            </w:r>
+          </w:p>
+        </w:tc>
+        <w:tc>
+          <w:tcPr>
+            <w:tcW w:type="dxa" w:w="2412"/>
+          </w:tcPr>
+          <w:p>
+            <w:r>
+              <w:t>OPS</w:t>
+            </w:r>
+          </w:p>
+        </w:tc>
+        <w:tc>
+          <w:tcPr>
+            <w:tcW w:type="dxa" w:w="2412"/>
+          </w:tcPr>
+          <w:p>
+            <w:r>
+              <w:t>MK</w:t>
+            </w:r>
+          </w:p>
+        </w:tc>
+      </w:tr>
+      <w:tr>
+        <w:tc>
+          <w:tcPr>
+            <w:tcW w:type="dxa" w:w="2412"/>
+          </w:tcPr>
+          <w:p>
+            <w:r>
+              <w:t>Build</w:t>
+            </w:r>
+          </w:p>
+        </w:tc>
+        <w:tc>
+          <w:tcPr>
+            <w:tcW w:type="dxa" w:w="2412"/>
+          </w:tcPr>
+          <w:p>
+            <w:r>
+              <w:t>MK</w:t>
+            </w:r>
+          </w:p>
+        </w:tc>
+        <w:tc>
+          <w:tcPr>
+            <w:tcW w:type="dxa" w:w="2412"/>
+          </w:tcPr>
+          <w:p>
+            <w:r>
+              <w:t>OPS</w:t>
+            </w:r>
+          </w:p>
+        </w:tc>
+        <w:tc>
+          <w:tcPr>
+            <w:tcW w:type="dxa" w:w="2412"/>
+          </w:tcPr>
+          <w:p>
+            <w:r>
+              <w:t>QA</w:t>
+            </w:r>
+          </w:p>
+        </w:tc>
+      </w:tr>
+      <w:tr>
+        <w:tc>
+          <w:tcPr>
+            <w:tcW w:type="dxa" w:w="2412"/>
+          </w:tcPr>
+          <w:p>
+            <w:r>
+              <w:t>QA vs approved render</w:t>
+            </w:r>
+          </w:p>
+        </w:tc>
+        <w:tc>
+          <w:tcPr>
+            <w:tcW w:type="dxa" w:w="2412"/>
+          </w:tcPr>
+          <w:p>
+            <w:r>
+              <w:t>QA</w:t>
+            </w:r>
+          </w:p>
+        </w:tc>
+        <w:tc>
+          <w:tcPr>
+            <w:tcW w:type="dxa" w:w="2412"/>
+          </w:tcPr>
+          <w:p>
+            <w:r>
+              <w:t>OPS</w:t>
+            </w:r>
+          </w:p>
+        </w:tc>
+        <w:tc>
+          <w:tcPr>
+            <w:tcW w:type="dxa" w:w="2412"/>
+          </w:tcPr>
+          <w:p>
+            <w:r>
+              <w:t>MK</w:t>
+            </w:r>
+          </w:p>
+        </w:tc>
+      </w:tr>
+      <w:tr>
+        <w:tc>
+          <w:tcPr>
+            <w:tcW w:type="dxa" w:w="2412"/>
+          </w:tcPr>
+          <w:p>
+            <w:r>
+              <w:t>Pack &amp; ship</w:t>
+            </w:r>
+          </w:p>
+        </w:tc>
+        <w:tc>
+          <w:tcPr>
+            <w:tcW w:type="dxa" w:w="2412"/>
+          </w:tcPr>
+          <w:p>
+            <w:r>
+              <w:t>SHIP</w:t>
+            </w:r>
+          </w:p>
+        </w:tc>
+        <w:tc>
+          <w:tcPr>
+            <w:tcW w:type="dxa" w:w="2412"/>
+          </w:tcPr>
+          <w:p>
+            <w:r>
+              <w:t>OPS</w:t>
+            </w:r>
+          </w:p>
+        </w:tc>
+        <w:tc>
+          <w:tcPr>
+            <w:tcW w:type="dxa" w:w="2412"/>
+          </w:tcPr>
+          <w:p>
+            <w:r>
+              <w:t>CS</w:t>
+            </w:r>
+          </w:p>
+        </w:tc>
+      </w:tr>
+      <w:tr>
+        <w:tc>
+          <w:tcPr>
+            <w:tcW w:type="dxa" w:w="2412"/>
+          </w:tcPr>
+          <w:p>
+            <w:r>
+              <w:t>Close-out / CRM reconcile</w:t>
+            </w:r>
+          </w:p>
+        </w:tc>
+        <w:tc>
+          <w:tcPr>
+            <w:tcW w:type="dxa" w:w="2412"/>
+          </w:tcPr>
+          <w:p>
+            <w:r>
+              <w:t>SYS</w:t>
+            </w:r>
+          </w:p>
+        </w:tc>
+        <w:tc>
+          <w:tcPr>
+            <w:tcW w:type="dxa" w:w="2412"/>
+          </w:tcPr>
+          <w:p>
+            <w:r>
+              <w:t>OPS</w:t>
+            </w:r>
+          </w:p>
+        </w:tc>
+        <w:tc>
+          <w:tcPr>
+            <w:tcW w:type="dxa" w:w="2412"/>
+          </w:tcPr>
+          <w:p>
+            <w:r>
+              <w:t>CS</w:t>
+            </w:r>
+          </w:p>
+        </w:tc>
+      </w:tr>
+    </w:tbl>
+    <w:p/>
+    <w:p>
+      <w:pPr>
+        <w:pStyle w:val="Heading3"/>
+      </w:pPr>
+      <w:r>
+        <w:t>12.8 Operational metrics (feed the KPIs in Master Plan §14)</w:t>
+      </w:r>
+    </w:p>
+    <w:p>
+      <w:pPr>
+        <w:pStyle w:val="ListBullet"/>
+      </w:pPr>
+      <w:r>
+        <w:rPr>
+          <w:b/>
+        </w:rPr>
+        <w:t>On-time-ship rate</w:t>
+      </w:r>
+      <w:r>
+        <w:t xml:space="preserve"> vs. promised lead time, per product type.</w:t>
+      </w:r>
+    </w:p>
+    <w:p>
+      <w:pPr>
+        <w:pStyle w:val="ListBullet"/>
+      </w:pPr>
+      <w:r>
+        <w:rPr>
+          <w:b/>
+        </w:rPr>
+        <w:t>First-pass QA yield</w:t>
+      </w:r>
+      <w:r>
+        <w:t xml:space="preserve"> (built right the first time; render-match rate).</w:t>
+      </w:r>
+    </w:p>
+    <w:p>
+      <w:pPr>
+        <w:pStyle w:val="ListBullet"/>
+      </w:pPr>
+      <w:r>
+        <w:rPr>
+          <w:b/>
+        </w:rPr>
+        <w:t>Rework rate</w:t>
+      </w:r>
+      <w:r>
+        <w:t xml:space="preserve"> and average rework time.</w:t>
+      </w:r>
+    </w:p>
+    <w:p>
+      <w:pPr>
+        <w:pStyle w:val="ListBullet"/>
+      </w:pPr>
+      <w:r>
+        <w:rPr>
+          <w:b/>
+        </w:rPr>
+        <w:t>Production cycle time</w:t>
+      </w:r>
+      <w:r>
+        <w:t xml:space="preserve"> per type (intake → ship).</w:t>
+      </w:r>
+    </w:p>
+    <w:p>
+      <w:pPr>
+        <w:pStyle w:val="ListBullet"/>
+      </w:pPr>
+      <w:r>
+        <w:rPr>
+          <w:b/>
+        </w:rPr>
+        <w:t>Material stockout incidents</w:t>
+      </w:r>
+      <w:r>
+        <w:t xml:space="preserve"> affecting promised dates.</w:t>
+      </w:r>
+    </w:p>
+    <w:p>
+      <w:pPr>
+        <w:pBdr>
+          <w:bottom w:val="single" w:sz="6" w:space="1" w:color="BBBBBB"/>
+        </w:pBdr>
+      </w:pPr>
+    </w:p>
+    <w:p>
+      <w:r>
+        <w:rPr>
+          <w:i/>
+        </w:rPr>
+        <w:t>End of Product Workflows (Draft v0.1). Please approve the flows — customer/system (§2–9) and operational (§12) — and the open question in §10.</w:t>
       </w:r>
     </w:p>
     <w:sectPr>

--- a/word/03-Product-Workflows.docx
+++ b/word/03-Product-Workflows.docx
@@ -4451,7 +4451,16 @@
         <w:t>Exceptions:</w:t>
       </w:r>
       <w:r>
-        <w:t xml:space="preserve"> post-order feasibility fail (rare) → CS + redesign or refund; specialty material delay → ETA comms; milestone rejection → revise before continuing.</w:t>
+        <w:t xml:space="preserve"> post-order feasibility fail (rare) → CS + redesign/remake (refund </w:t>
+      </w:r>
+      <w:r>
+        <w:rPr>
+          <w:b/>
+        </w:rPr>
+        <w:t>only</w:t>
+      </w:r>
+      <w:r>
+        <w:t xml:space="preserve"> if MEJA cannot fulfill — there are no customer-initiated returns, see §12.6); specialty material delay → ETA comms; milestone rejection → revise before continuing.</w:t>
       </w:r>
     </w:p>
     <w:p>
@@ -4570,7 +4579,7 @@
               <w:rPr>
                 <w:b/>
               </w:rPr>
-              <w:t>Returns / rework / warranty</w:t>
+              <w:t>No returns — all items custom-made · rework / remake</w:t>
             </w:r>
           </w:p>
         </w:tc>
@@ -4580,7 +4589,31 @@
           </w:tcPr>
           <w:p>
             <w:r>
-              <w:t>Made-to-order &amp; custom are limited/no-return by policy (set in CS comms); defects → rework or remake; warranty claims logged to CRM.</w:t>
+              <w:rPr>
+                <w:b/>
+              </w:rPr>
+              <w:t>Every product is made to order, so there are no returns or exchanges.</w:t>
+            </w:r>
+            <w:r>
+              <w:t xml:space="preserve"> This is stated clearly on the PDP, in the cart, at checkout, and in CS comms. If an item arrives </w:t>
+            </w:r>
+            <w:r>
+              <w:rPr>
+                <w:b/>
+              </w:rPr>
+              <w:t>defective or not matching the approved 4K render</w:t>
+            </w:r>
+            <w:r>
+              <w:t xml:space="preserve">, MEJA repairs, reworks, or remakes it; such cases are logged to CRM. Refunds occur </w:t>
+            </w:r>
+            <w:r>
+              <w:rPr>
+                <w:b/>
+              </w:rPr>
+              <w:t>only</w:t>
+            </w:r>
+            <w:r>
+              <w:t xml:space="preserve"> where MEJA cannot fulfill an order it accepted.</w:t>
             </w:r>
           </w:p>
         </w:tc>

--- a/word/03-Product-Workflows.docx
+++ b/word/03-Product-Workflows.docx
@@ -1342,7 +1342,7 @@
           <w:rFonts w:ascii="Consolas" w:hAnsi="Consolas"/>
           <w:sz w:val="18"/>
         </w:rPr>
-        <w:t xml:space="preserve">    IL-&gt;&gt;SH: Ensure variant/line maps to config (line-item properties/metafields)</w:t>
+        <w:t xml:space="preserve">    IL-&gt;&gt;SH: Custom-priced line via Cart Transform/Draft Order + configId + option properties</w:t>
       </w:r>
       <w:r>
         <w:br/>

--- a/word/03-Product-Workflows.docx
+++ b/word/03-Product-Workflows.docx
@@ -29,7 +29,7 @@
         <w:t>Version:</w:t>
       </w:r>
       <w:r>
-        <w:t xml:space="preserve"> 0.1 (Draft)</w:t>
+        <w:t xml:space="preserve"> 0.2 (Draft — reconciled with the real CRM job-queue / pricing / listings contracts)</w:t>
       </w:r>
     </w:p>
     <w:p>
@@ -344,7 +344,72 @@
           </w:tcPr>
           <w:p>
             <w:r>
-              <w:t>Custom storefront (reads Storefront API, hosts configurator/viewer)</w:t>
+              <w:rPr>
+                <w:b/>
+              </w:rPr>
+              <w:t>Shopify Online Store 2.0 theme</w:t>
+            </w:r>
+            <w:r>
+              <w:t xml:space="preserve"> (Liquid) with the </w:t>
+            </w:r>
+            <w:r>
+              <w:rPr>
+                <w:b/>
+              </w:rPr>
+              <w:t>4kGraphics engine embedded</w:t>
+            </w:r>
+            <w:r>
+              <w:t>; hosts the configurator/viewer</w:t>
+            </w:r>
+          </w:p>
+        </w:tc>
+      </w:tr>
+      <w:tr>
+        <w:tc>
+          <w:tcPr>
+            <w:tcW w:type="dxa" w:w="4824"/>
+          </w:tcPr>
+          <w:p>
+            <w:r>
+              <w:rPr>
+                <w:b/>
+              </w:rPr>
+              <w:t>CRM</w:t>
+            </w:r>
+          </w:p>
+        </w:tc>
+        <w:tc>
+          <w:tcPr>
+            <w:tcW w:type="dxa" w:w="4824"/>
+          </w:tcPr>
+          <w:p>
+            <w:r>
+              <w:rPr>
+                <w:b/>
+              </w:rPr>
+              <w:t>MEJA‑CRM</w:t>
+            </w:r>
+            <w:r>
+              <w:t xml:space="preserve"> (Next.js + Supabase) — </w:t>
+            </w:r>
+            <w:r>
+              <w:rPr>
+                <w:b/>
+              </w:rPr>
+              <w:t>system of record + integration hub</w:t>
+            </w:r>
+            <w:r>
+              <w:t xml:space="preserve">: catalog, pricing engine, quotes, listings, work orders, and the </w:t>
+            </w:r>
+            <w:r>
+              <w:rPr>
+                <w:rFonts w:ascii="Consolas" w:hAnsi="Consolas"/>
+                <w:sz w:val="19"/>
+              </w:rPr>
+              <w:t>integration_jobs</w:t>
+            </w:r>
+            <w:r>
+              <w:t xml:space="preserve"> queue</w:t>
             </w:r>
           </w:p>
         </w:tc>
@@ -369,7 +434,36 @@
           </w:tcPr>
           <w:p>
             <w:r>
-              <w:t>Integration Layer (middleware, mapping, pricing, orchestration)</w:t>
+              <w:t xml:space="preserve">In these diagrams, </w:t>
+            </w:r>
+            <w:r>
+              <w:rPr>
+                <w:b/>
+              </w:rPr>
+              <w:t>IL = the CRM's integration hub / job queue</w:t>
+            </w:r>
+            <w:r>
+              <w:t xml:space="preserve"> (</w:t>
+            </w:r>
+            <w:r>
+              <w:rPr>
+                <w:rFonts w:ascii="Consolas" w:hAnsi="Consolas"/>
+                <w:sz w:val="19"/>
+              </w:rPr>
+              <w:t>integration_jobs</w:t>
+            </w:r>
+            <w:r>
+              <w:t xml:space="preserve">) — not a separate middleware. See </w:t>
+            </w:r>
+            <w:r>
+              <w:rPr>
+                <w:color w:val="1A4F8A"/>
+                <w:u w:val="single"/>
+              </w:rPr>
+              <w:t>`05-Integration-Context.md`</w:t>
+            </w:r>
+            <w:r>
+              <w:t>.</w:t>
             </w:r>
           </w:p>
         </w:tc>
@@ -394,7 +488,7 @@
           </w:tcPr>
           <w:p>
             <w:r>
-              <w:t>Commerce system of record (catalog, cart, checkout, orders)</w:t>
+              <w:t>Storefront + checkout + orders/payments (commerce); listings published from the CRM</w:t>
             </w:r>
           </w:p>
         </w:tc>
@@ -409,7 +503,7 @@
               <w:rPr>
                 <w:b/>
               </w:rPr>
-              <w:t>CRM</w:t>
+              <w:t>Atelier3D</w:t>
             </w:r>
           </w:p>
         </w:tc>
@@ -419,32 +513,17 @@
           </w:tcPr>
           <w:p>
             <w:r>
-              <w:t>MEJA‑CRM Quoting platform</w:t>
+              <w:t xml:space="preserve">Parametric design studio (React + Three.js + NestJS) — </w:t>
             </w:r>
-          </w:p>
-        </w:tc>
-      </w:tr>
-      <w:tr>
-        <w:tc>
-          <w:tcPr>
-            <w:tcW w:type="dxa" w:w="4824"/>
-          </w:tcPr>
-          <w:p>
             <w:r>
               <w:rPr>
-                <w:b/>
+                <w:rFonts w:ascii="Consolas" w:hAnsi="Consolas"/>
+                <w:sz w:val="19"/>
               </w:rPr>
-              <w:t>Atelier3d</w:t>
+              <w:t>atelier_import</w:t>
             </w:r>
-          </w:p>
-        </w:tc>
-        <w:tc>
-          <w:tcPr>
-            <w:tcW w:type="dxa" w:w="4824"/>
-          </w:tcPr>
-          <w:p>
             <w:r>
-              <w:t>3D configurator service</w:t>
+              <w:t xml:space="preserve"> worker</w:t>
             </w:r>
           </w:p>
         </w:tc>
@@ -469,13 +548,95 @@
           </w:tcPr>
           <w:p>
             <w:r>
-              <w:t>4K rendering engine</w:t>
+              <w:rPr>
+                <w:b/>
+              </w:rPr>
+              <w:t>4kGraphics</w:t>
+            </w:r>
+            <w:r>
+              <w:t xml:space="preserve"> — embeddable engine (preview + client 4K) + headless </w:t>
+            </w:r>
+            <w:r>
+              <w:rPr>
+                <w:rFonts w:ascii="Consolas" w:hAnsi="Consolas"/>
+                <w:sz w:val="19"/>
+              </w:rPr>
+              <w:t>/v1/render</w:t>
+            </w:r>
+            <w:r>
+              <w:t xml:space="preserve"> · </w:t>
+            </w:r>
+            <w:r>
+              <w:rPr>
+                <w:rFonts w:ascii="Consolas" w:hAnsi="Consolas"/>
+                <w:sz w:val="19"/>
+              </w:rPr>
+              <w:t>/v1/buildplan</w:t>
+            </w:r>
+            <w:r>
+              <w:t xml:space="preserve"> (</w:t>
+            </w:r>
+            <w:r>
+              <w:rPr>
+                <w:rFonts w:ascii="Consolas" w:hAnsi="Consolas"/>
+                <w:sz w:val="19"/>
+              </w:rPr>
+              <w:t>render_4k</w:t>
+            </w:r>
+            <w:r>
+              <w:t xml:space="preserve"> worker)</w:t>
             </w:r>
           </w:p>
         </w:tc>
       </w:tr>
     </w:tbl>
     <w:p/>
+    <w:p>
+      <w:pPr>
+        <w:pStyle w:val="IntenseQuote"/>
+        <w:ind w:left="432"/>
+      </w:pPr>
+      <w:r>
+        <w:rPr>
+          <w:b/>
+          <w:i/>
+        </w:rPr>
+        <w:t>Integration = the CRM's typed job queue</w:t>
+      </w:r>
+      <w:r>
+        <w:rPr>
+          <w:i/>
+        </w:rPr>
+        <w:t xml:space="preserve"> (</w:t>
+      </w:r>
+      <w:r>
+        <w:rPr>
+          <w:rFonts w:ascii="Consolas" w:hAnsi="Consolas"/>
+          <w:i/>
+          <w:sz w:val="19"/>
+        </w:rPr>
+        <w:t>integration_jobs</w:t>
+      </w:r>
+      <w:r>
+        <w:rPr>
+          <w:i/>
+        </w:rPr>
+        <w:t xml:space="preserve">: enqueue → claim → complete → requeue ≤3× → reap). </w:t>
+      </w:r>
+      <w:r>
+        <w:rPr>
+          <w:b/>
+          <w:i/>
+        </w:rPr>
+        <w:t>Pricing = the CRM engine only</w:t>
+      </w:r>
+      <w:r>
+        <w:rPr>
+          <w:i/>
+        </w:rPr>
+        <w:t xml:space="preserve"> (golden-tested). The store never computes price.</w:t>
+      </w:r>
+    </w:p>
     <w:p>
       <w:r>
         <w:rPr>
@@ -848,7 +1009,7 @@
           <w:rFonts w:ascii="Consolas" w:hAnsi="Consolas"/>
           <w:sz w:val="18"/>
         </w:rPr>
-        <w:t xml:space="preserve">    participant IL as Integration Layer</w:t>
+        <w:t xml:space="preserve">    participant IL as MEJA-CRM (hub)</w:t>
       </w:r>
       <w:r>
         <w:br/>
@@ -1172,7 +1333,7 @@
           <w:rFonts w:ascii="Consolas" w:hAnsi="Consolas"/>
           <w:sz w:val="18"/>
         </w:rPr>
-        <w:t xml:space="preserve">    participant IL as Integration Layer</w:t>
+        <w:t xml:space="preserve">    participant IL as MEJA-CRM (hub)</w:t>
       </w:r>
       <w:r>
         <w:br/>
@@ -1262,7 +1423,7 @@
           <w:rFonts w:ascii="Consolas" w:hAnsi="Consolas"/>
           <w:sz w:val="18"/>
         </w:rPr>
-        <w:t xml:space="preserve">        ST-&gt;&gt;IL: Validate + price (rules engine)</w:t>
+        <w:t xml:space="preserve">        ST-&gt;&gt;IL: Validate + price (CRM engine)</w:t>
       </w:r>
       <w:r>
         <w:br/>
@@ -1450,7 +1611,16 @@
         <w:t>Price</w:t>
       </w:r>
       <w:r>
-        <w:t xml:space="preserve"> recomputes via the Rules Engine on each valid change; breakdown expandable.</w:t>
+        <w:t xml:space="preserve"> recomputes via the </w:t>
+      </w:r>
+      <w:r>
+        <w:rPr>
+          <w:b/>
+        </w:rPr>
+        <w:t>CRM pricing engine</w:t>
+      </w:r>
+      <w:r>
+        <w:t xml:space="preserve"> on each valid change; breakdown expandable.</w:t>
       </w:r>
     </w:p>
     <w:p>
@@ -1643,7 +1813,7 @@
           <w:rFonts w:ascii="Consolas" w:hAnsi="Consolas"/>
           <w:sz w:val="18"/>
         </w:rPr>
-        <w:t xml:space="preserve">    participant IL as Integration Layer</w:t>
+        <w:t xml:space="preserve">    participant IL as MEJA-CRM (hub)</w:t>
       </w:r>
       <w:r>
         <w:br/>
@@ -1753,7 +1923,7 @@
           <w:rFonts w:ascii="Consolas" w:hAnsi="Consolas"/>
           <w:sz w:val="18"/>
         </w:rPr>
-        <w:t xml:space="preserve">        ST-&gt;&gt;IL: Validate + price delta (rules engine), respecting locked baseline</w:t>
+        <w:t xml:space="preserve">        ST-&gt;&gt;IL: Validate + price (CRM engine), respecting locked baseline</w:t>
       </w:r>
       <w:r>
         <w:br/>
@@ -1985,7 +2155,7 @@
           <w:rFonts w:ascii="Consolas" w:hAnsi="Consolas"/>
           <w:sz w:val="18"/>
         </w:rPr>
-        <w:t xml:space="preserve">    participant IL as Integration Layer</w:t>
+        <w:t xml:space="preserve">    participant IL as MEJA-CRM (hub)</w:t>
       </w:r>
       <w:r>
         <w:br/>
@@ -2075,7 +2245,7 @@
           <w:rFonts w:ascii="Consolas" w:hAnsi="Consolas"/>
           <w:sz w:val="18"/>
         </w:rPr>
-        <w:t xml:space="preserve">        ST-&gt;&gt;IL: price(BOM) via rules engine</w:t>
+        <w:t xml:space="preserve">        ST-&gt;&gt;IL: price(BOM) via CRM engine</w:t>
       </w:r>
       <w:r>
         <w:br/>
@@ -2346,7 +2516,7 @@
           <w:rFonts w:ascii="Consolas" w:hAnsi="Consolas"/>
           <w:sz w:val="18"/>
         </w:rPr>
-        <w:t xml:space="preserve">    Q[CRM authors quote] --&gt; P{Push to store}</w:t>
+        <w:t xml:space="preserve">    Q[CRM: accept quote → 'List on Shopify'] --&gt; P{listing kind:&lt;br/&gt;private / shelf_template}</w:t>
       </w:r>
       <w:r>
         <w:br/>
@@ -2356,7 +2526,7 @@
           <w:rFonts w:ascii="Consolas" w:hAnsi="Consolas"/>
           <w:sz w:val="18"/>
         </w:rPr>
-        <w:t xml:space="preserve">    P --&gt; V[IL validates against option model]</w:t>
+        <w:t xml:space="preserve">    P --&gt; V[CRM validates options + prices via its engine]</w:t>
       </w:r>
       <w:r>
         <w:br/>
@@ -2366,7 +2536,7 @@
           <w:rFonts w:ascii="Consolas" w:hAnsi="Consolas"/>
           <w:sz w:val="18"/>
         </w:rPr>
-        <w:t xml:space="preserve">    V --&gt;|valid| M[IL creates/updates Shopify product&lt;br/&gt;idempotent on quoteId]</w:t>
+        <w:t xml:space="preserve">    V --&gt;|valid| M[CRM Admin-API: create/update base product&lt;br/&gt;idempotent on quoteId · no variants]</w:t>
       </w:r>
       <w:r>
         <w:br/>
@@ -2376,7 +2546,7 @@
           <w:rFonts w:ascii="Consolas" w:hAnsi="Consolas"/>
           <w:sz w:val="18"/>
         </w:rPr>
-        <w:t xml:space="preserve">    V --&gt;|invalid| X[Reject + report errors to CRM]</w:t>
+        <w:t xml:space="preserve">    V --&gt;|invalid| X[Flag attention in CRM quote builder]</w:t>
       </w:r>
       <w:r>
         <w:br/>
@@ -2396,7 +2566,7 @@
           <w:rFonts w:ascii="Consolas" w:hAnsi="Consolas"/>
           <w:sz w:val="18"/>
         </w:rPr>
-        <w:t xml:space="preserve">    S --&gt; L[Return privateUrl + productId to CRM]</w:t>
+        <w:t xml:space="preserve">    S --&gt; L[Store listing↔quote↔product link]</w:t>
       </w:r>
       <w:r>
         <w:br/>
@@ -2406,7 +2576,7 @@
           <w:rFonts w:ascii="Consolas" w:hAnsi="Consolas"/>
           <w:sz w:val="18"/>
         </w:rPr>
-        <w:t xml:space="preserve">    L --&gt; N[CRM notifies customer]</w:t>
+        <w:t xml:space="preserve">    L --&gt; N[CRM notifies customer with private URL]</w:t>
       </w:r>
       <w:r>
         <w:br/>
@@ -2427,20 +2597,49 @@
         <w:rPr>
           <w:b/>
         </w:rPr>
-        <w:t>Idempotent</w:t>
-      </w:r>
-      <w:r>
-        <w:t xml:space="preserve"> on </w:t>
+        <w:t>CRM-native:</w:t>
+      </w:r>
+      <w:r>
+        <w:t xml:space="preserve"> this is the CRM's "List on Shopify" producer on an accepted quote (</w:t>
       </w:r>
       <w:r>
         <w:rPr>
           <w:rFonts w:ascii="Consolas" w:hAnsi="Consolas"/>
           <w:sz w:val="19"/>
         </w:rPr>
-        <w:t>quoteId</w:t>
-      </w:r>
-      <w:r>
-        <w:t xml:space="preserve"> (re-push updates, never duplicates).</w:t>
+        <w:t>listings</w:t>
+      </w:r>
+      <w:r>
+        <w:t xml:space="preserve"> row, kind </w:t>
+      </w:r>
+      <w:r>
+        <w:rPr>
+          <w:rFonts w:ascii="Consolas" w:hAnsi="Consolas"/>
+          <w:sz w:val="19"/>
+        </w:rPr>
+        <w:t>private</w:t>
+      </w:r>
+      <w:r>
+        <w:t>/</w:t>
+      </w:r>
+      <w:r>
+        <w:rPr>
+          <w:rFonts w:ascii="Consolas" w:hAnsi="Consolas"/>
+          <w:sz w:val="19"/>
+        </w:rPr>
+        <w:t>shelf_template</w:t>
+      </w:r>
+      <w:r>
+        <w:t xml:space="preserve">); private listings </w:t>
+      </w:r>
+      <w:r>
+        <w:rPr>
+          <w:b/>
+        </w:rPr>
+        <w:t>require a quote</w:t>
+      </w:r>
+      <w:r>
+        <w:t>.</w:t>
       </w:r>
     </w:p>
     <w:p>
@@ -2451,10 +2650,34 @@
         <w:rPr>
           <w:b/>
         </w:rPr>
-        <w:t>Validation</w:t>
-      </w:r>
-      <w:r>
-        <w:t xml:space="preserve"> rejects quotes that violate the option model and reports back.</w:t>
+        <w:t>Idempotent</w:t>
+      </w:r>
+      <w:r>
+        <w:t xml:space="preserve"> on </w:t>
+      </w:r>
+      <w:r>
+        <w:rPr>
+          <w:rFonts w:ascii="Consolas" w:hAnsi="Consolas"/>
+          <w:sz w:val="19"/>
+        </w:rPr>
+        <w:t>quoteId</w:t>
+      </w:r>
+      <w:r>
+        <w:t xml:space="preserve"> (re-push updates the listing, never duplicates).</w:t>
+      </w:r>
+    </w:p>
+    <w:p>
+      <w:pPr>
+        <w:pStyle w:val="ListBullet"/>
+      </w:pPr>
+      <w:r>
+        <w:rPr>
+          <w:b/>
+        </w:rPr>
+        <w:t>Pricing</w:t>
+      </w:r>
+      <w:r>
+        <w:t xml:space="preserve"> comes from the CRM engine; the store never recomputes.</w:t>
       </w:r>
     </w:p>
     <w:p>
@@ -2521,7 +2744,7 @@
           <w:rFonts w:ascii="Consolas" w:hAnsi="Consolas"/>
           <w:sz w:val="18"/>
         </w:rPr>
-        <w:t xml:space="preserve">    participant ST as Storefront/Viewer</w:t>
+        <w:t xml:space="preserve">    participant ENG as 4kGraphics engine (in theme)</w:t>
       </w:r>
       <w:r>
         <w:br/>
@@ -2531,7 +2754,7 @@
           <w:rFonts w:ascii="Consolas" w:hAnsi="Consolas"/>
           <w:sz w:val="18"/>
         </w:rPr>
-        <w:t xml:space="preserve">    participant IL as Integration Layer</w:t>
+        <w:t xml:space="preserve">    participant CRM as MEJA-CRM (render_4k job)</w:t>
       </w:r>
       <w:r>
         <w:br/>
@@ -2541,7 +2764,7 @@
           <w:rFonts w:ascii="Consolas" w:hAnsi="Consolas"/>
           <w:sz w:val="18"/>
         </w:rPr>
-        <w:t xml:space="preserve">    participant R as Render</w:t>
+        <w:t xml:space="preserve">    participant R as 4kGraphics /v1/render</w:t>
       </w:r>
       <w:r>
         <w:br/>
@@ -2551,7 +2774,7 @@
           <w:rFonts w:ascii="Consolas" w:hAnsi="Consolas"/>
           <w:sz w:val="18"/>
         </w:rPr>
-        <w:t xml:space="preserve">    participant CDN as CDN</w:t>
+        <w:t xml:space="preserve">    participant CDN as Drive / CDN</w:t>
       </w:r>
       <w:r>
         <w:br/>
@@ -2561,7 +2784,7 @@
           <w:rFonts w:ascii="Consolas" w:hAnsi="Consolas"/>
           <w:sz w:val="18"/>
         </w:rPr>
-        <w:t xml:space="preserve">    ST-&gt;&gt;ST: Instant WebGL preview (client) on every change</w:t>
+        <w:t xml:space="preserve">    ENG-&gt;&gt;ENG: Instant WebGL preview + renderSnapshot() (client 4K) on every change</w:t>
       </w:r>
       <w:r>
         <w:br/>
@@ -2571,7 +2794,7 @@
           <w:rFonts w:ascii="Consolas" w:hAnsi="Consolas"/>
           <w:sz w:val="18"/>
         </w:rPr>
-        <w:t xml:space="preserve">    ST-&gt;&gt;IL: Debounced render4k(config, camera, lighting)</w:t>
+        <w:t xml:space="preserve">    ENG-&gt;&gt;CRM: enqueue render_4k(spec, material, lighting) [debounced]</w:t>
       </w:r>
       <w:r>
         <w:br/>
@@ -2581,7 +2804,7 @@
           <w:rFonts w:ascii="Consolas" w:hAnsi="Consolas"/>
           <w:sz w:val="18"/>
         </w:rPr>
-        <w:t xml:space="preserve">    IL-&gt;&gt;IL: Hash config → cache check</w:t>
+        <w:t xml:space="preserve">    CRM-&gt;&gt;CRM: hash config → cache check</w:t>
       </w:r>
       <w:r>
         <w:br/>
@@ -2601,7 +2824,7 @@
           <w:rFonts w:ascii="Consolas" w:hAnsi="Consolas"/>
           <w:sz w:val="18"/>
         </w:rPr>
-        <w:t xml:space="preserve">        IL--&gt;&gt;ST: cached 4K URL</w:t>
+        <w:t xml:space="preserve">        CRM--&gt;&gt;ENG: cached 4K URL</w:t>
       </w:r>
       <w:r>
         <w:br/>
@@ -2621,7 +2844,7 @@
           <w:rFonts w:ascii="Consolas" w:hAnsi="Consolas"/>
           <w:sz w:val="18"/>
         </w:rPr>
-        <w:t xml:space="preserve">        IL-&gt;&gt;R: submit job</w:t>
+        <w:t xml:space="preserve">        CRM-&gt;&gt;R: claim → POST /v1/render</w:t>
       </w:r>
       <w:r>
         <w:br/>
@@ -2631,7 +2854,7 @@
           <w:rFonts w:ascii="Consolas" w:hAnsi="Consolas"/>
           <w:sz w:val="18"/>
         </w:rPr>
-        <w:t xml:space="preserve">        R-&gt;&gt;CDN: upload on completion</w:t>
+        <w:t xml:space="preserve">        R-&gt;&gt;CDN: upload → drive_files (tagged)</w:t>
       </w:r>
       <w:r>
         <w:br/>
@@ -2641,7 +2864,7 @@
           <w:rFonts w:ascii="Consolas" w:hAnsi="Consolas"/>
           <w:sz w:val="18"/>
         </w:rPr>
-        <w:t xml:space="preserve">        R--&gt;&gt;IL: callback { url }</w:t>
+        <w:t xml:space="preserve">        R--&gt;&gt;CRM: { url }</w:t>
       </w:r>
       <w:r>
         <w:br/>
@@ -2651,7 +2874,7 @@
           <w:rFonts w:ascii="Consolas" w:hAnsi="Consolas"/>
           <w:sz w:val="18"/>
         </w:rPr>
-        <w:t xml:space="preserve">        IL--&gt;&gt;ST: push 4K URL (websocket)</w:t>
+        <w:t xml:space="preserve">        CRM--&gt;&gt;ENG: push 4K URL (websocket)</w:t>
       </w:r>
       <w:r>
         <w:br/>
@@ -2671,7 +2894,7 @@
           <w:rFonts w:ascii="Consolas" w:hAnsi="Consolas"/>
           <w:sz w:val="18"/>
         </w:rPr>
-        <w:t xml:space="preserve">    ST-&gt;&gt;CDN: progressive load 4K</w:t>
+        <w:t xml:space="preserve">    ENG-&gt;&gt;CDN: progressive load 4K</w:t>
       </w:r>
     </w:p>
     <w:p>
@@ -2682,7 +2905,16 @@
         <w:t>Principles:</w:t>
       </w:r>
       <w:r>
-        <w:t xml:space="preserve"> never block interaction on 4K; cache by config hash; attach final 4K URL to the order line.</w:t>
+        <w:t xml:space="preserve"> never block interaction on 4K (the embedded engine gives instant preview + client 4K); cache by config hash; </w:t>
+      </w:r>
+      <w:r>
+        <w:rPr>
+          <w:b/>
+        </w:rPr>
+        <w:t>BOM/cut list = `getBuildPlan()` / `/v1/buildplan`</w:t>
+      </w:r>
+      <w:r>
+        <w:t xml:space="preserve"> (same part layout as the render); attach final 4K URL + build plan to the order line.</w:t>
       </w:r>
     </w:p>
     <w:p>
@@ -2740,7 +2972,7 @@
           <w:rFonts w:ascii="Consolas" w:hAnsi="Consolas"/>
           <w:sz w:val="18"/>
         </w:rPr>
-        <w:t xml:space="preserve">    participant IL as Integration Layer</w:t>
+        <w:t xml:space="preserve">    participant CRM as MEJA-CRM (store_orders)</w:t>
       </w:r>
       <w:r>
         <w:br/>
@@ -2750,7 +2982,7 @@
           <w:rFonts w:ascii="Consolas" w:hAnsi="Consolas"/>
           <w:sz w:val="18"/>
         </w:rPr>
-        <w:t xml:space="preserve">    participant CRM as MEJA-CRM</w:t>
+        <w:t xml:space="preserve">    participant WO as Work order / cut_parts</w:t>
       </w:r>
       <w:r>
         <w:br/>
@@ -2770,7 +3002,7 @@
           <w:rFonts w:ascii="Consolas" w:hAnsi="Consolas"/>
           <w:sz w:val="18"/>
         </w:rPr>
-        <w:t xml:space="preserve">    SH--&gt;&gt;IL: orders/paid (line items + config snapshots + 4K + BOM)</w:t>
+        <w:t xml:space="preserve">    SH--&gt;&gt;CRM: order webhook → store_orders + order_lines (configId, 4K, build plan)</w:t>
       </w:r>
       <w:r>
         <w:br/>
@@ -2780,7 +3012,7 @@
           <w:rFonts w:ascii="Consolas" w:hAnsi="Consolas"/>
           <w:sz w:val="18"/>
         </w:rPr>
-        <w:t xml:space="preserve">    IL-&gt;&gt;CRM: update quote status (won) where applicable</w:t>
+        <w:t xml:space="preserve">    CRM-&gt;&gt;CRM: mark quote won (if quote-linked); buyer w/o quote → auto-create customer</w:t>
       </w:r>
       <w:r>
         <w:br/>
@@ -2790,7 +3022,7 @@
           <w:rFonts w:ascii="Consolas" w:hAnsi="Consolas"/>
           <w:sz w:val="18"/>
         </w:rPr>
-        <w:t xml:space="preserve">    IL-&gt;&gt;OPS: production packet (specs, BOM, 4K render, customer)</w:t>
+        <w:t xml:space="preserve">    CRM-&gt;&gt;WO: generate work order → freeze flattened cut list (cut_parts)</w:t>
       </w:r>
       <w:r>
         <w:br/>
@@ -2800,7 +3032,7 @@
           <w:rFonts w:ascii="Consolas" w:hAnsi="Consolas"/>
           <w:sz w:val="18"/>
         </w:rPr>
-        <w:t xml:space="preserve">    OPS--&gt;&gt;SH: fulfillment update / tracking</w:t>
+        <w:t xml:space="preserve">    WO-&gt;&gt;OPS: shop cut-ticket (specs, BOM, 4K render, customer)</w:t>
       </w:r>
       <w:r>
         <w:br/>
@@ -2810,7 +3042,7 @@
           <w:rFonts w:ascii="Consolas" w:hAnsi="Consolas"/>
           <w:sz w:val="18"/>
         </w:rPr>
-        <w:t xml:space="preserve">    SH--&gt;&gt;IL: orders/fulfilled</w:t>
+        <w:t xml:space="preserve">    OPS--&gt;&gt;SH: fulfillment update / tracking (shipments)</w:t>
       </w:r>
       <w:r>
         <w:br/>
@@ -2820,7 +3052,7 @@
           <w:rFonts w:ascii="Consolas" w:hAnsi="Consolas"/>
           <w:sz w:val="18"/>
         </w:rPr>
-        <w:t xml:space="preserve">    IL-&gt;&gt;CRM: close-out / post-sale record</w:t>
+        <w:t xml:space="preserve">    SH--&gt;&gt;CRM: orders/fulfilled → close-out / post-sale</w:t>
       </w:r>
     </w:p>
     <w:p>
@@ -2831,16 +3063,43 @@
         <w:t>Notes:</w:t>
       </w:r>
       <w:r>
-        <w:t xml:space="preserve"> the </w:t>
+        <w:t xml:space="preserve"> Shopify orders are ingested into the CRM's </w:t>
       </w:r>
       <w:r>
         <w:rPr>
           <w:b/>
         </w:rPr>
-        <w:t>production packet</w:t>
-      </w:r>
-      <w:r>
-        <w:t xml:space="preserve"> is the single artifact the workshop builds from — it must contain the exact configuration, BOM, dimensions, materials, and the 4K render the customer approved.</w:t>
+        <w:t>`store_orders`/`order_lines`</w:t>
+      </w:r>
+      <w:r>
+        <w:t xml:space="preserve">, generate a </w:t>
+      </w:r>
+      <w:r>
+        <w:rPr>
+          <w:b/>
+        </w:rPr>
+        <w:t>work order</w:t>
+      </w:r>
+      <w:r>
+        <w:t xml:space="preserve"> with a frozen </w:t>
+      </w:r>
+      <w:r>
+        <w:rPr>
+          <w:b/>
+        </w:rPr>
+        <w:t>`cut_parts`</w:t>
+      </w:r>
+      <w:r>
+        <w:t xml:space="preserve"> cut list, and print a </w:t>
+      </w:r>
+      <w:r>
+        <w:rPr>
+          <w:b/>
+        </w:rPr>
+        <w:t>shop cut-ticket</w:t>
+      </w:r>
+      <w:r>
+        <w:t xml:space="preserve"> — the single artifact the workshop builds from (exact configuration, BOM, dimensions, materials, and the approved 4K render).</w:t>
       </w:r>
     </w:p>
     <w:p>
@@ -2958,7 +3217,7 @@
           </w:tcPr>
           <w:p>
             <w:r>
-              <w:t>D4 pricing authority (hybrid per-option)</w:t>
+              <w:t>D4 pricing authority (CRM engine is sole authority)</w:t>
             </w:r>
           </w:p>
         </w:tc>
@@ -3175,7 +3434,7 @@
           </w:tcPr>
           <w:p>
             <w:r>
-              <w:t>Price mismatch (CRM vs rules)</w:t>
+              <w:t>Price mismatch (store display vs CRM)</w:t>
             </w:r>
           </w:p>
         </w:tc>
@@ -3185,7 +3444,7 @@
           </w:tcPr>
           <w:p>
             <w:r>
-              <w:t>Locked options win from CRM; reconciliation job flags drift for ops.</w:t>
+              <w:t>CRM pricing engine is sole authority; store re-fetches the CRM price; reconciliation flags drift at order ingest.</w:t>
             </w:r>
           </w:p>
         </w:tc>
@@ -3484,7 +3743,7 @@
           </w:tcPr>
           <w:p>
             <w:r>
-              <w:t>Integration Layer / CRM (automated)</w:t>
+              <w:t>CRM job queue / integrations (automated)</w:t>
             </w:r>
           </w:p>
         </w:tc>

--- a/word/03-Product-Workflows.docx
+++ b/word/03-Product-Workflows.docx
@@ -192,7 +192,7 @@
     </w:p>
     <w:p>
       <w:r>
-        <w:t xml:space="preserve">Plus three cross-cutting flows: </w:t>
+        <w:t xml:space="preserve">Plus four cross-cutting flows: </w:t>
       </w:r>
       <w:r>
         <w:rPr>
@@ -210,13 +210,22 @@
         <w:t>live 4K rendering</w:t>
       </w:r>
       <w:r>
+        <w:t xml:space="preserve">, </w:t>
+      </w:r>
+      <w:r>
+        <w:rPr>
+          <w:b/>
+        </w:rPr>
+        <w:t>order → fulfillment</w:t>
+      </w:r>
+      <w:r>
         <w:t xml:space="preserve">, and </w:t>
       </w:r>
       <w:r>
         <w:rPr>
           <w:b/>
         </w:rPr>
-        <w:t>order → fulfillment</w:t>
+        <w:t>customer reviews (post-purchase UGC)</w:t>
       </w:r>
       <w:r>
         <w:t>.</w:t>
@@ -3114,6 +3123,355 @@
         <w:pStyle w:val="Heading2"/>
       </w:pPr>
       <w:r>
+        <w:t>9b. Workflow I — Customer Reviews (post-purchase UGC, cross-cutting)</w:t>
+      </w:r>
+    </w:p>
+    <w:p>
+      <w:r>
+        <w:rPr>
+          <w:b/>
+        </w:rPr>
+        <w:t>Goal:</w:t>
+      </w:r>
+      <w:r>
+        <w:t xml:space="preserve"> collect and display </w:t>
+      </w:r>
+      <w:r>
+        <w:rPr>
+          <w:b/>
+        </w:rPr>
+        <w:t>verified-buyer reviews</w:t>
+      </w:r>
+      <w:r>
+        <w:t xml:space="preserve"> (rating + text + photos) after a piece is delivered. Reviews are the </w:t>
+      </w:r>
+      <w:r>
+        <w:rPr>
+          <w:b/>
+        </w:rPr>
+        <w:t>trust mechanism in place of returns</w:t>
+      </w:r>
+      <w:r>
+        <w:t xml:space="preserve"> for a made-to-order brand.</w:t>
+      </w:r>
+    </w:p>
+    <w:p>
+      <w:r>
+        <w:rPr>
+          <w:i/>
+          <w:color w:val="666666"/>
+          <w:sz w:val="18"/>
+        </w:rPr>
+        <w:t>Diagram (Mermaid source — renders as a diagram on GitHub):</w:t>
+      </w:r>
+    </w:p>
+    <w:p>
+      <w:pPr>
+        <w:shd w:val="clear" w:color="auto" w:fill="F4F4F2"/>
+        <w:ind w:left="216" w:right="216"/>
+      </w:pPr>
+      <w:r>
+        <w:rPr>
+          <w:rFonts w:ascii="Consolas" w:hAnsi="Consolas"/>
+          <w:sz w:val="18"/>
+        </w:rPr>
+        <w:t>sequenceDiagram</w:t>
+      </w:r>
+      <w:r>
+        <w:br/>
+      </w:r>
+      <w:r>
+        <w:rPr>
+          <w:rFonts w:ascii="Consolas" w:hAnsi="Consolas"/>
+          <w:sz w:val="18"/>
+        </w:rPr>
+        <w:t xml:space="preserve">    participant SH as Shopify</w:t>
+      </w:r>
+      <w:r>
+        <w:br/>
+      </w:r>
+      <w:r>
+        <w:rPr>
+          <w:rFonts w:ascii="Consolas" w:hAnsi="Consolas"/>
+          <w:sz w:val="18"/>
+        </w:rPr>
+        <w:t xml:space="preserve">    participant CRM as MEJA-CRM</w:t>
+      </w:r>
+      <w:r>
+        <w:br/>
+      </w:r>
+      <w:r>
+        <w:rPr>
+          <w:rFonts w:ascii="Consolas" w:hAnsi="Consolas"/>
+          <w:sz w:val="18"/>
+        </w:rPr>
+        <w:t xml:space="preserve">    participant RV as Reviews app</w:t>
+      </w:r>
+      <w:r>
+        <w:br/>
+      </w:r>
+      <w:r>
+        <w:rPr>
+          <w:rFonts w:ascii="Consolas" w:hAnsi="Consolas"/>
+          <w:sz w:val="18"/>
+        </w:rPr>
+        <w:t xml:space="preserve">    participant C as Customer (verified buyer)</w:t>
+      </w:r>
+      <w:r>
+        <w:br/>
+      </w:r>
+      <w:r>
+        <w:rPr>
+          <w:rFonts w:ascii="Consolas" w:hAnsi="Consolas"/>
+          <w:sz w:val="18"/>
+        </w:rPr>
+        <w:t xml:space="preserve">    participant CS as CS / moderation</w:t>
+      </w:r>
+      <w:r>
+        <w:br/>
+      </w:r>
+      <w:r>
+        <w:rPr>
+          <w:rFonts w:ascii="Consolas" w:hAnsi="Consolas"/>
+          <w:sz w:val="18"/>
+        </w:rPr>
+        <w:t xml:space="preserve">    SH--&gt;&gt;CRM: orders/fulfilled</w:t>
+      </w:r>
+      <w:r>
+        <w:br/>
+      </w:r>
+      <w:r>
+        <w:rPr>
+          <w:rFonts w:ascii="Consolas" w:hAnsi="Consolas"/>
+          <w:sz w:val="18"/>
+        </w:rPr>
+        <w:t xml:space="preserve">    CRM-&gt;&gt;CRM: enqueue review_request (after delivery window)</w:t>
+      </w:r>
+      <w:r>
+        <w:br/>
+      </w:r>
+      <w:r>
+        <w:rPr>
+          <w:rFonts w:ascii="Consolas" w:hAnsi="Consolas"/>
+          <w:sz w:val="18"/>
+        </w:rPr>
+        <w:t xml:space="preserve">    CRM-&gt;&gt;C: review invite (email/SMS · deep link)</w:t>
+      </w:r>
+      <w:r>
+        <w:br/>
+      </w:r>
+      <w:r>
+        <w:rPr>
+          <w:rFonts w:ascii="Consolas" w:hAnsi="Consolas"/>
+          <w:sz w:val="18"/>
+        </w:rPr>
+        <w:t xml:space="preserve">    C-&gt;&gt;RV: submit rating + text + photos</w:t>
+      </w:r>
+      <w:r>
+        <w:br/>
+      </w:r>
+      <w:r>
+        <w:rPr>
+          <w:rFonts w:ascii="Consolas" w:hAnsi="Consolas"/>
+          <w:sz w:val="18"/>
+        </w:rPr>
+        <w:t xml:space="preserve">    RV-&gt;&gt;CS: queue (auto spam/profanity + photo screen) → manual review</w:t>
+      </w:r>
+      <w:r>
+        <w:br/>
+      </w:r>
+      <w:r>
+        <w:rPr>
+          <w:rFonts w:ascii="Consolas" w:hAnsi="Consolas"/>
+          <w:sz w:val="18"/>
+        </w:rPr>
+        <w:t xml:space="preserve">    CS--&gt;&gt;RV: approve / reject / request edit</w:t>
+      </w:r>
+      <w:r>
+        <w:br/>
+      </w:r>
+      <w:r>
+        <w:rPr>
+          <w:rFonts w:ascii="Consolas" w:hAnsi="Consolas"/>
+          <w:sz w:val="18"/>
+        </w:rPr>
+        <w:t xml:space="preserve">    RV--&gt;&gt;SH: publish to PDP (family-level) · update aggregate rating · SEO schema</w:t>
+      </w:r>
+      <w:r>
+        <w:br/>
+      </w:r>
+      <w:r>
+        <w:rPr>
+          <w:rFonts w:ascii="Consolas" w:hAnsi="Consolas"/>
+          <w:sz w:val="18"/>
+        </w:rPr>
+        <w:t xml:space="preserve">    RV--&gt;&gt;CRM: ingest review (Ad Studio / lead score)</w:t>
+      </w:r>
+    </w:p>
+    <w:p>
+      <w:r>
+        <w:rPr>
+          <w:b/>
+        </w:rPr>
+        <w:t>Rules</w:t>
+      </w:r>
+    </w:p>
+    <w:p>
+      <w:pPr>
+        <w:pStyle w:val="ListBullet"/>
+      </w:pPr>
+      <w:r>
+        <w:rPr>
+          <w:b/>
+        </w:rPr>
+        <w:t>Verified-buyer only:</w:t>
+      </w:r>
+      <w:r>
+        <w:t xml:space="preserve"> invites fire </w:t>
+      </w:r>
+      <w:r>
+        <w:rPr>
+          <w:b/>
+        </w:rPr>
+        <w:t>after fulfillment</w:t>
+      </w:r>
+      <w:r>
+        <w:t>; only fulfilled-order buyers can review.</w:t>
+      </w:r>
+    </w:p>
+    <w:p>
+      <w:pPr>
+        <w:pStyle w:val="ListBullet"/>
+      </w:pPr>
+      <w:r>
+        <w:rPr>
+          <w:b/>
+        </w:rPr>
+        <w:t>Family-level:</w:t>
+      </w:r>
+      <w:r>
+        <w:t xml:space="preserve"> reviews attach to the </w:t>
+      </w:r>
+      <w:r>
+        <w:rPr>
+          <w:b/>
+        </w:rPr>
+        <w:t>product family / `product_type`</w:t>
+      </w:r>
+      <w:r>
+        <w:t xml:space="preserve">, so configurable and </w:t>
+      </w:r>
+      <w:r>
+        <w:rPr>
+          <w:b/>
+        </w:rPr>
+        <w:t>private/one-off</w:t>
+      </w:r>
+      <w:r>
+        <w:t xml:space="preserve"> purchases still contribute to the family PDP; private listing pages themselves show no public reviews.</w:t>
+      </w:r>
+    </w:p>
+    <w:p>
+      <w:pPr>
+        <w:pStyle w:val="ListBullet"/>
+      </w:pPr>
+      <w:r>
+        <w:rPr>
+          <w:b/>
+        </w:rPr>
+        <w:t>Moderation gate:</w:t>
+      </w:r>
+      <w:r>
+        <w:t xml:space="preserve"> auto-filter + </w:t>
+      </w:r>
+      <w:r>
+        <w:rPr>
+          <w:b/>
+        </w:rPr>
+        <w:t>CS approval</w:t>
+      </w:r>
+      <w:r>
+        <w:t xml:space="preserve"> before publish; photos screened for PII/inappropriate content; brand may </w:t>
+      </w:r>
+      <w:r>
+        <w:rPr>
+          <w:b/>
+        </w:rPr>
+        <w:t>respond publicly</w:t>
+      </w:r>
+      <w:r>
+        <w:t>.</w:t>
+      </w:r>
+    </w:p>
+    <w:p>
+      <w:pPr>
+        <w:pStyle w:val="ListBullet"/>
+      </w:pPr>
+      <w:r>
+        <w:rPr>
+          <w:b/>
+        </w:rPr>
+        <w:t>SEO:</w:t>
+      </w:r>
+      <w:r>
+        <w:t xml:space="preserve"> published reviews emit </w:t>
+      </w:r>
+      <w:r>
+        <w:rPr>
+          <w:rFonts w:ascii="Consolas" w:hAnsi="Consolas"/>
+          <w:sz w:val="19"/>
+        </w:rPr>
+        <w:t>AggregateRating</w:t>
+      </w:r>
+      <w:r>
+        <w:t>/</w:t>
+      </w:r>
+      <w:r>
+        <w:rPr>
+          <w:rFonts w:ascii="Consolas" w:hAnsi="Consolas"/>
+          <w:sz w:val="19"/>
+        </w:rPr>
+        <w:t>Review</w:t>
+      </w:r>
+      <w:r>
+        <w:t xml:space="preserve"> structured data; collection cards show star badges.</w:t>
+      </w:r>
+    </w:p>
+    <w:p>
+      <w:pPr>
+        <w:pStyle w:val="ListBullet"/>
+      </w:pPr>
+      <w:r>
+        <w:rPr>
+          <w:b/>
+        </w:rPr>
+        <w:t>Approach:</w:t>
+      </w:r>
+      <w:r>
+        <w:t xml:space="preserve"> Decision </w:t>
+      </w:r>
+      <w:r>
+        <w:rPr>
+          <w:b/>
+        </w:rPr>
+        <w:t>D13</w:t>
+      </w:r>
+      <w:r>
+        <w:t xml:space="preserve"> — reviews app + CRM-triggered requests.</w:t>
+      </w:r>
+    </w:p>
+    <w:p>
+      <w:pPr>
+        <w:pBdr>
+          <w:bottom w:val="single" w:sz="6" w:space="1" w:color="BBBBBB"/>
+        </w:pBdr>
+      </w:pPr>
+    </w:p>
+    <w:p>
+      <w:pPr>
+        <w:pStyle w:val="Heading2"/>
+      </w:pPr>
+      <w:r>
         <w:t>10. Decision points summary (per workflow)</w:t>
       </w:r>
     </w:p>
@@ -3288,6 +3646,28 @@
           </w:p>
         </w:tc>
       </w:tr>
+      <w:tr>
+        <w:tc>
+          <w:tcPr>
+            <w:tcW w:type="dxa" w:w="4824"/>
+          </w:tcPr>
+          <w:p>
+            <w:r>
+              <w:t>I Reviews</w:t>
+            </w:r>
+          </w:p>
+        </w:tc>
+        <w:tc>
+          <w:tcPr>
+            <w:tcW w:type="dxa" w:w="4824"/>
+          </w:tcPr>
+          <w:p>
+            <w:r>
+              <w:t>D13 reviews approach + CRM-triggered, verified-buyer requests</w:t>
+            </w:r>
+          </w:p>
+        </w:tc>
+      </w:tr>
     </w:tbl>
     <w:p/>
     <w:p>
@@ -3489,6 +3869,50 @@
           <w:p>
             <w:r>
               <w:t>Token grants scoped access; prompt login to save/track.</w:t>
+            </w:r>
+          </w:p>
+        </w:tc>
+      </w:tr>
+      <w:tr>
+        <w:tc>
+          <w:tcPr>
+            <w:tcW w:type="dxa" w:w="4824"/>
+          </w:tcPr>
+          <w:p>
+            <w:r>
+              <w:t>Abusive / fake review</w:t>
+            </w:r>
+          </w:p>
+        </w:tc>
+        <w:tc>
+          <w:tcPr>
+            <w:tcW w:type="dxa" w:w="4824"/>
+          </w:tcPr>
+          <w:p>
+            <w:r>
+              <w:t>Held by moderation; verified-buyer only; reject + takedown path.</w:t>
+            </w:r>
+          </w:p>
+        </w:tc>
+      </w:tr>
+      <w:tr>
+        <w:tc>
+          <w:tcPr>
+            <w:tcW w:type="dxa" w:w="4824"/>
+          </w:tcPr>
+          <w:p>
+            <w:r>
+              <w:t>Review photo with PII / inappropriate content</w:t>
+            </w:r>
+          </w:p>
+        </w:tc>
+        <w:tc>
+          <w:tcPr>
+            <w:tcW w:type="dxa" w:w="4824"/>
+          </w:tcPr>
+          <w:p>
+            <w:r>
+              <w:t>Auto-flag + manual screen before publish; photos never auto-publish.</w:t>
             </w:r>
           </w:p>
         </w:tc>
@@ -4898,6 +5322,31 @@
           <w:p>
             <w:r>
               <w:t>OPS queues by product type; WIP limits per maker; lead-time SLAs published to CS so quotes/PDP show realistic ship dates.</w:t>
+            </w:r>
+          </w:p>
+        </w:tc>
+      </w:tr>
+      <w:tr>
+        <w:tc>
+          <w:tcPr>
+            <w:tcW w:type="dxa" w:w="4824"/>
+          </w:tcPr>
+          <w:p>
+            <w:r>
+              <w:rPr>
+                <w:b/>
+              </w:rPr>
+              <w:t>Reviews &amp; UGC moderation</w:t>
+            </w:r>
+          </w:p>
+        </w:tc>
+        <w:tc>
+          <w:tcPr>
+            <w:tcW w:type="dxa" w:w="4824"/>
+          </w:tcPr>
+          <w:p>
+            <w:r>
+              <w:t>CS works the review queue within SLA, screens photos, approves/responds, and flags ≤3★ reviews for service follow-up (Workflow I).</w:t>
             </w:r>
           </w:p>
         </w:tc>
